--- a/tools/l30-bas/practical-sheets/L30_FRM_I01_Incident_Review_Template_JP.docx
+++ b/tools/l30-bas/practical-sheets/L30_FRM_I01_Incident_Review_Template_JP.docx
@@ -4,33 +4,39 @@
   <w:body>
     <w:p>
       <w:pPr>
+        <w:spacing w:line="252" w:lineRule="auto" w:before="0" w:after="40"/>
         <w:jc w:val="center"/>
       </w:pPr>
       <w:r>
         <w:rPr>
+          <w:rFonts w:ascii="Aptos" w:hAnsi="Aptos" w:eastAsia="Yu Gothic"/>
           <w:b/>
-          <w:sz w:val="32"/>
+          <w:color w:val="1F4E79"/>
+          <w:sz w:val="31"/>
         </w:rPr>
         <w:t>L30_FRM_I01：事故レビュー記録表</w:t>
       </w:r>
     </w:p>
     <w:p>
       <w:pPr>
+        <w:spacing w:line="252" w:lineRule="auto" w:before="0" w:after="140"/>
         <w:jc w:val="center"/>
       </w:pPr>
       <w:r>
         <w:rPr>
+          <w:rFonts w:ascii="Aptos" w:hAnsi="Aptos" w:eastAsia="Yu Gothic"/>
+          <w:b/>
           <w:i/>
-          <w:sz w:val="20"/>
+          <w:color w:val="5B6770"/>
+          <w:sz w:val="19"/>
         </w:rPr>
         <w:t>L30_FRM 実務帳票</w:t>
       </w:r>
     </w:p>
-    <w:p/>
     <w:tbl>
       <w:tblPr>
         <w:tblStyle w:val="TableGrid"/>
-        <w:tblW w:type="auto" w:w="0"/>
+        <w:tblW w:type="pct" w:w="5000"/>
         <w:jc w:val="center"/>
         <w:tblLook w:firstColumn="1" w:firstRow="1" w:lastColumn="0" w:lastRow="0" w:noHBand="0" w:noVBand="1" w:val="04A0"/>
       </w:tblPr>
@@ -39,17 +45,39 @@
         <w:gridCol w:w="5103"/>
       </w:tblGrid>
       <w:tr>
+        <w:trPr>
+          <w:trHeight w:val="363" w:hRule="atLeast"/>
+        </w:trPr>
         <w:tc>
           <w:tcPr>
             <w:tcW w:type="dxa" w:w="5103"/>
             <w:vAlign w:val="center"/>
+            <w:tcMar>
+              <w:top w:w="70" w:type="dxa"/>
+              <w:start w:w="100" w:type="dxa"/>
+              <w:bottom w:w="70" w:type="dxa"/>
+              <w:end w:w="100" w:type="dxa"/>
+            </w:tcMar>
+            <w:shd w:fill="EAF2F8"/>
           </w:tcPr>
           <w:p>
-            <w:r/>
+            <w:pPr>
+              <w:spacing w:before="0" w:after="0"/>
+            </w:pPr>
             <w:r>
               <w:rPr>
+                <w:rFonts w:ascii="Aptos" w:hAnsi="Aptos" w:eastAsia="Yu Gothic"/>
                 <w:b/>
-                <w:sz w:val="16"/>
+                <w:color w:val="1F4E79"/>
+                <w:sz w:val="17"/>
+              </w:rPr>
+            </w:r>
+            <w:r>
+              <w:rPr>
+                <w:rFonts w:ascii="Aptos" w:hAnsi="Aptos" w:eastAsia="Yu Gothic"/>
+                <w:b/>
+                <w:color w:val="1F4E79"/>
+                <w:sz w:val="17"/>
               </w:rPr>
               <w:t>文書ID</w:t>
             </w:r>
@@ -59,13 +87,32 @@
           <w:tcPr>
             <w:tcW w:type="dxa" w:w="5103"/>
             <w:vAlign w:val="center"/>
+            <w:tcMar>
+              <w:top w:w="70" w:type="dxa"/>
+              <w:start w:w="100" w:type="dxa"/>
+              <w:bottom w:w="70" w:type="dxa"/>
+              <w:end w:w="100" w:type="dxa"/>
+            </w:tcMar>
+            <w:shd w:fill="FFFFFF"/>
           </w:tcPr>
           <w:p>
-            <w:r/>
+            <w:pPr>
+              <w:spacing w:before="0" w:after="0"/>
+            </w:pPr>
             <w:r>
               <w:rPr>
+                <w:rFonts w:ascii="Aptos" w:hAnsi="Aptos" w:eastAsia="Yu Gothic"/>
                 <w:b w:val="0"/>
-                <w:sz w:val="16"/>
+                <w:color w:val="000000"/>
+                <w:sz w:val="17"/>
+              </w:rPr>
+            </w:r>
+            <w:r>
+              <w:rPr>
+                <w:rFonts w:ascii="Aptos" w:hAnsi="Aptos" w:eastAsia="Yu Gothic"/>
+                <w:b w:val="0"/>
+                <w:color w:val="000000"/>
+                <w:sz w:val="17"/>
               </w:rPr>
               <w:t>L30_FRM_I01</w:t>
             </w:r>
@@ -73,17 +120,39 @@
         </w:tc>
       </w:tr>
       <w:tr>
+        <w:trPr>
+          <w:trHeight w:val="363" w:hRule="atLeast"/>
+        </w:trPr>
         <w:tc>
           <w:tcPr>
             <w:tcW w:type="dxa" w:w="5103"/>
             <w:vAlign w:val="center"/>
+            <w:tcMar>
+              <w:top w:w="70" w:type="dxa"/>
+              <w:start w:w="100" w:type="dxa"/>
+              <w:bottom w:w="70" w:type="dxa"/>
+              <w:end w:w="100" w:type="dxa"/>
+            </w:tcMar>
+            <w:shd w:fill="EAF2F8"/>
           </w:tcPr>
           <w:p>
-            <w:r/>
+            <w:pPr>
+              <w:spacing w:before="0" w:after="0"/>
+            </w:pPr>
             <w:r>
               <w:rPr>
+                <w:rFonts w:ascii="Aptos" w:hAnsi="Aptos" w:eastAsia="Yu Gothic"/>
                 <w:b/>
-                <w:sz w:val="16"/>
+                <w:color w:val="1F4E79"/>
+                <w:sz w:val="17"/>
+              </w:rPr>
+            </w:r>
+            <w:r>
+              <w:rPr>
+                <w:rFonts w:ascii="Aptos" w:hAnsi="Aptos" w:eastAsia="Yu Gothic"/>
+                <w:b/>
+                <w:color w:val="1F4E79"/>
+                <w:sz w:val="17"/>
               </w:rPr>
               <w:t>バージョン</w:t>
             </w:r>
@@ -93,13 +162,32 @@
           <w:tcPr>
             <w:tcW w:type="dxa" w:w="5103"/>
             <w:vAlign w:val="center"/>
+            <w:tcMar>
+              <w:top w:w="70" w:type="dxa"/>
+              <w:start w:w="100" w:type="dxa"/>
+              <w:bottom w:w="70" w:type="dxa"/>
+              <w:end w:w="100" w:type="dxa"/>
+            </w:tcMar>
+            <w:shd w:fill="FFFFFF"/>
           </w:tcPr>
           <w:p>
-            <w:r/>
+            <w:pPr>
+              <w:spacing w:before="0" w:after="0"/>
+            </w:pPr>
             <w:r>
               <w:rPr>
+                <w:rFonts w:ascii="Aptos" w:hAnsi="Aptos" w:eastAsia="Yu Gothic"/>
                 <w:b w:val="0"/>
-                <w:sz w:val="16"/>
+                <w:color w:val="000000"/>
+                <w:sz w:val="17"/>
+              </w:rPr>
+            </w:r>
+            <w:r>
+              <w:rPr>
+                <w:rFonts w:ascii="Aptos" w:hAnsi="Aptos" w:eastAsia="Yu Gothic"/>
+                <w:b w:val="0"/>
+                <w:color w:val="000000"/>
+                <w:sz w:val="17"/>
               </w:rPr>
               <w:t>1.0.1</w:t>
             </w:r>
@@ -107,17 +195,39 @@
         </w:tc>
       </w:tr>
       <w:tr>
+        <w:trPr>
+          <w:trHeight w:val="363" w:hRule="atLeast"/>
+        </w:trPr>
         <w:tc>
           <w:tcPr>
             <w:tcW w:type="dxa" w:w="5103"/>
             <w:vAlign w:val="center"/>
+            <w:tcMar>
+              <w:top w:w="70" w:type="dxa"/>
+              <w:start w:w="100" w:type="dxa"/>
+              <w:bottom w:w="70" w:type="dxa"/>
+              <w:end w:w="100" w:type="dxa"/>
+            </w:tcMar>
+            <w:shd w:fill="EAF2F8"/>
           </w:tcPr>
           <w:p>
-            <w:r/>
+            <w:pPr>
+              <w:spacing w:before="0" w:after="0"/>
+            </w:pPr>
             <w:r>
               <w:rPr>
+                <w:rFonts w:ascii="Aptos" w:hAnsi="Aptos" w:eastAsia="Yu Gothic"/>
                 <w:b/>
-                <w:sz w:val="16"/>
+                <w:color w:val="1F4E79"/>
+                <w:sz w:val="17"/>
+              </w:rPr>
+            </w:r>
+            <w:r>
+              <w:rPr>
+                <w:rFonts w:ascii="Aptos" w:hAnsi="Aptos" w:eastAsia="Yu Gothic"/>
+                <w:b/>
+                <w:color w:val="1F4E79"/>
+                <w:sz w:val="17"/>
               </w:rPr>
               <w:t>レビュー日</w:t>
             </w:r>
@@ -127,13 +237,32 @@
           <w:tcPr>
             <w:tcW w:type="dxa" w:w="5103"/>
             <w:vAlign w:val="center"/>
+            <w:tcMar>
+              <w:top w:w="70" w:type="dxa"/>
+              <w:start w:w="100" w:type="dxa"/>
+              <w:bottom w:w="70" w:type="dxa"/>
+              <w:end w:w="100" w:type="dxa"/>
+            </w:tcMar>
+            <w:shd w:fill="FFFFFF"/>
           </w:tcPr>
           <w:p>
-            <w:r/>
+            <w:pPr>
+              <w:spacing w:before="0" w:after="0"/>
+            </w:pPr>
             <w:r>
               <w:rPr>
+                <w:rFonts w:ascii="Aptos" w:hAnsi="Aptos" w:eastAsia="Yu Gothic"/>
                 <w:b w:val="0"/>
-                <w:sz w:val="16"/>
+                <w:color w:val="000000"/>
+                <w:sz w:val="17"/>
+              </w:rPr>
+            </w:r>
+            <w:r>
+              <w:rPr>
+                <w:rFonts w:ascii="Aptos" w:hAnsi="Aptos" w:eastAsia="Yu Gothic"/>
+                <w:b w:val="0"/>
+                <w:color w:val="000000"/>
+                <w:sz w:val="17"/>
               </w:rPr>
               <w:t>____________________________</w:t>
             </w:r>
@@ -141,17 +270,39 @@
         </w:tc>
       </w:tr>
       <w:tr>
+        <w:trPr>
+          <w:trHeight w:val="363" w:hRule="atLeast"/>
+        </w:trPr>
         <w:tc>
           <w:tcPr>
             <w:tcW w:type="dxa" w:w="5103"/>
             <w:vAlign w:val="center"/>
+            <w:tcMar>
+              <w:top w:w="70" w:type="dxa"/>
+              <w:start w:w="100" w:type="dxa"/>
+              <w:bottom w:w="70" w:type="dxa"/>
+              <w:end w:w="100" w:type="dxa"/>
+            </w:tcMar>
+            <w:shd w:fill="EAF2F8"/>
           </w:tcPr>
           <w:p>
-            <w:r/>
+            <w:pPr>
+              <w:spacing w:before="0" w:after="0"/>
+            </w:pPr>
             <w:r>
               <w:rPr>
+                <w:rFonts w:ascii="Aptos" w:hAnsi="Aptos" w:eastAsia="Yu Gothic"/>
                 <w:b/>
-                <w:sz w:val="16"/>
+                <w:color w:val="1F4E79"/>
+                <w:sz w:val="17"/>
+              </w:rPr>
+            </w:r>
+            <w:r>
+              <w:rPr>
+                <w:rFonts w:ascii="Aptos" w:hAnsi="Aptos" w:eastAsia="Yu Gothic"/>
+                <w:b/>
+                <w:color w:val="1F4E79"/>
+                <w:sz w:val="17"/>
               </w:rPr>
               <w:t>レビュー担当者/組織</w:t>
             </w:r>
@@ -161,13 +312,32 @@
           <w:tcPr>
             <w:tcW w:type="dxa" w:w="5103"/>
             <w:vAlign w:val="center"/>
+            <w:tcMar>
+              <w:top w:w="70" w:type="dxa"/>
+              <w:start w:w="100" w:type="dxa"/>
+              <w:bottom w:w="70" w:type="dxa"/>
+              <w:end w:w="100" w:type="dxa"/>
+            </w:tcMar>
+            <w:shd w:fill="FFFFFF"/>
           </w:tcPr>
           <w:p>
-            <w:r/>
+            <w:pPr>
+              <w:spacing w:before="0" w:after="0"/>
+            </w:pPr>
             <w:r>
               <w:rPr>
+                <w:rFonts w:ascii="Aptos" w:hAnsi="Aptos" w:eastAsia="Yu Gothic"/>
                 <w:b w:val="0"/>
-                <w:sz w:val="16"/>
+                <w:color w:val="000000"/>
+                <w:sz w:val="17"/>
+              </w:rPr>
+            </w:r>
+            <w:r>
+              <w:rPr>
+                <w:rFonts w:ascii="Aptos" w:hAnsi="Aptos" w:eastAsia="Yu Gothic"/>
+                <w:b w:val="0"/>
+                <w:color w:val="000000"/>
+                <w:sz w:val="17"/>
               </w:rPr>
               <w:t>____________________________</w:t>
             </w:r>
@@ -175,17 +345,39 @@
         </w:tc>
       </w:tr>
       <w:tr>
+        <w:trPr>
+          <w:trHeight w:val="363" w:hRule="atLeast"/>
+        </w:trPr>
         <w:tc>
           <w:tcPr>
             <w:tcW w:type="dxa" w:w="5103"/>
             <w:vAlign w:val="center"/>
+            <w:tcMar>
+              <w:top w:w="70" w:type="dxa"/>
+              <w:start w:w="100" w:type="dxa"/>
+              <w:bottom w:w="70" w:type="dxa"/>
+              <w:end w:w="100" w:type="dxa"/>
+            </w:tcMar>
+            <w:shd w:fill="EAF2F8"/>
           </w:tcPr>
           <w:p>
-            <w:r/>
+            <w:pPr>
+              <w:spacing w:before="0" w:after="0"/>
+            </w:pPr>
             <w:r>
               <w:rPr>
+                <w:rFonts w:ascii="Aptos" w:hAnsi="Aptos" w:eastAsia="Yu Gothic"/>
                 <w:b/>
-                <w:sz w:val="16"/>
+                <w:color w:val="1F4E79"/>
+                <w:sz w:val="17"/>
+              </w:rPr>
+            </w:r>
+            <w:r>
+              <w:rPr>
+                <w:rFonts w:ascii="Aptos" w:hAnsi="Aptos" w:eastAsia="Yu Gothic"/>
+                <w:b/>
+                <w:color w:val="1F4E79"/>
+                <w:sz w:val="17"/>
               </w:rPr>
               <w:t>対象システム/案件ID</w:t>
             </w:r>
@@ -195,13 +387,32 @@
           <w:tcPr>
             <w:tcW w:type="dxa" w:w="5103"/>
             <w:vAlign w:val="center"/>
+            <w:tcMar>
+              <w:top w:w="70" w:type="dxa"/>
+              <w:start w:w="100" w:type="dxa"/>
+              <w:bottom w:w="70" w:type="dxa"/>
+              <w:end w:w="100" w:type="dxa"/>
+            </w:tcMar>
+            <w:shd w:fill="FFFFFF"/>
           </w:tcPr>
           <w:p>
-            <w:r/>
+            <w:pPr>
+              <w:spacing w:before="0" w:after="0"/>
+            </w:pPr>
             <w:r>
               <w:rPr>
+                <w:rFonts w:ascii="Aptos" w:hAnsi="Aptos" w:eastAsia="Yu Gothic"/>
                 <w:b w:val="0"/>
-                <w:sz w:val="16"/>
+                <w:color w:val="000000"/>
+                <w:sz w:val="17"/>
+              </w:rPr>
+            </w:r>
+            <w:r>
+              <w:rPr>
+                <w:rFonts w:ascii="Aptos" w:hAnsi="Aptos" w:eastAsia="Yu Gothic"/>
+                <w:b w:val="0"/>
+                <w:color w:val="000000"/>
+                <w:sz w:val="17"/>
               </w:rPr>
               <w:t>____________________________</w:t>
             </w:r>
@@ -209,17 +420,39 @@
         </w:tc>
       </w:tr>
       <w:tr>
+        <w:trPr>
+          <w:trHeight w:val="363" w:hRule="atLeast"/>
+        </w:trPr>
         <w:tc>
           <w:tcPr>
             <w:tcW w:type="dxa" w:w="5103"/>
             <w:vAlign w:val="center"/>
+            <w:tcMar>
+              <w:top w:w="70" w:type="dxa"/>
+              <w:start w:w="100" w:type="dxa"/>
+              <w:bottom w:w="70" w:type="dxa"/>
+              <w:end w:w="100" w:type="dxa"/>
+            </w:tcMar>
+            <w:shd w:fill="EAF2F8"/>
           </w:tcPr>
           <w:p>
-            <w:r/>
+            <w:pPr>
+              <w:spacing w:before="0" w:after="0"/>
+            </w:pPr>
             <w:r>
               <w:rPr>
+                <w:rFonts w:ascii="Aptos" w:hAnsi="Aptos" w:eastAsia="Yu Gothic"/>
                 <w:b/>
-                <w:sz w:val="16"/>
+                <w:color w:val="1F4E79"/>
+                <w:sz w:val="17"/>
+              </w:rPr>
+            </w:r>
+            <w:r>
+              <w:rPr>
+                <w:rFonts w:ascii="Aptos" w:hAnsi="Aptos" w:eastAsia="Yu Gothic"/>
+                <w:b/>
+                <w:color w:val="1F4E79"/>
+                <w:sz w:val="17"/>
               </w:rPr>
               <w:t>事故/懸念発生日</w:t>
             </w:r>
@@ -229,13 +462,32 @@
           <w:tcPr>
             <w:tcW w:type="dxa" w:w="5103"/>
             <w:vAlign w:val="center"/>
+            <w:tcMar>
+              <w:top w:w="70" w:type="dxa"/>
+              <w:start w:w="100" w:type="dxa"/>
+              <w:bottom w:w="70" w:type="dxa"/>
+              <w:end w:w="100" w:type="dxa"/>
+            </w:tcMar>
+            <w:shd w:fill="FFFFFF"/>
           </w:tcPr>
           <w:p>
-            <w:r/>
+            <w:pPr>
+              <w:spacing w:before="0" w:after="0"/>
+            </w:pPr>
             <w:r>
               <w:rPr>
+                <w:rFonts w:ascii="Aptos" w:hAnsi="Aptos" w:eastAsia="Yu Gothic"/>
                 <w:b w:val="0"/>
-                <w:sz w:val="16"/>
+                <w:color w:val="000000"/>
+                <w:sz w:val="17"/>
+              </w:rPr>
+            </w:r>
+            <w:r>
+              <w:rPr>
+                <w:rFonts w:ascii="Aptos" w:hAnsi="Aptos" w:eastAsia="Yu Gothic"/>
+                <w:b w:val="0"/>
+                <w:color w:val="000000"/>
+                <w:sz w:val="17"/>
               </w:rPr>
               <w:t>____________________________</w:t>
             </w:r>
@@ -243,17 +495,39 @@
         </w:tc>
       </w:tr>
       <w:tr>
+        <w:trPr>
+          <w:trHeight w:val="363" w:hRule="atLeast"/>
+        </w:trPr>
         <w:tc>
           <w:tcPr>
             <w:tcW w:type="dxa" w:w="5103"/>
             <w:vAlign w:val="center"/>
+            <w:tcMar>
+              <w:top w:w="70" w:type="dxa"/>
+              <w:start w:w="100" w:type="dxa"/>
+              <w:bottom w:w="70" w:type="dxa"/>
+              <w:end w:w="100" w:type="dxa"/>
+            </w:tcMar>
+            <w:shd w:fill="EAF2F8"/>
           </w:tcPr>
           <w:p>
-            <w:r/>
+            <w:pPr>
+              <w:spacing w:before="0" w:after="0"/>
+            </w:pPr>
             <w:r>
               <w:rPr>
+                <w:rFonts w:ascii="Aptos" w:hAnsi="Aptos" w:eastAsia="Yu Gothic"/>
                 <w:b/>
-                <w:sz w:val="16"/>
+                <w:color w:val="1F4E79"/>
+                <w:sz w:val="17"/>
+              </w:rPr>
+            </w:r>
+            <w:r>
+              <w:rPr>
+                <w:rFonts w:ascii="Aptos" w:hAnsi="Aptos" w:eastAsia="Yu Gothic"/>
+                <w:b/>
+                <w:color w:val="1F4E79"/>
+                <w:sz w:val="17"/>
               </w:rPr>
               <w:t>目的</w:t>
             </w:r>
@@ -263,13 +537,32 @@
           <w:tcPr>
             <w:tcW w:type="dxa" w:w="5103"/>
             <w:vAlign w:val="center"/>
+            <w:tcMar>
+              <w:top w:w="70" w:type="dxa"/>
+              <w:start w:w="100" w:type="dxa"/>
+              <w:bottom w:w="70" w:type="dxa"/>
+              <w:end w:w="100" w:type="dxa"/>
+            </w:tcMar>
+            <w:shd w:fill="FFFFFF"/>
           </w:tcPr>
           <w:p>
-            <w:r/>
+            <w:pPr>
+              <w:spacing w:before="0" w:after="0"/>
+            </w:pPr>
             <w:r>
               <w:rPr>
+                <w:rFonts w:ascii="Aptos" w:hAnsi="Aptos" w:eastAsia="Yu Gothic"/>
                 <w:b w:val="0"/>
-                <w:sz w:val="16"/>
+                <w:color w:val="000000"/>
+                <w:sz w:val="17"/>
+              </w:rPr>
+            </w:r>
+            <w:r>
+              <w:rPr>
+                <w:rFonts w:ascii="Aptos" w:hAnsi="Aptos" w:eastAsia="Yu Gothic"/>
+                <w:b w:val="0"/>
+                <w:color w:val="000000"/>
+                <w:sz w:val="17"/>
               </w:rPr>
               <w:t>事故・準事故・境界失敗懸念を、LUMINA-30 Boundary Kernelに沿って記録するための帳票。</w:t>
             </w:r>
@@ -277,17 +570,39 @@
         </w:tc>
       </w:tr>
       <w:tr>
+        <w:trPr>
+          <w:trHeight w:val="363" w:hRule="atLeast"/>
+        </w:trPr>
         <w:tc>
           <w:tcPr>
             <w:tcW w:type="dxa" w:w="5103"/>
             <w:vAlign w:val="center"/>
+            <w:tcMar>
+              <w:top w:w="70" w:type="dxa"/>
+              <w:start w:w="100" w:type="dxa"/>
+              <w:bottom w:w="70" w:type="dxa"/>
+              <w:end w:w="100" w:type="dxa"/>
+            </w:tcMar>
+            <w:shd w:fill="EAF2F8"/>
           </w:tcPr>
           <w:p>
-            <w:r/>
+            <w:pPr>
+              <w:spacing w:before="0" w:after="0"/>
+            </w:pPr>
             <w:r>
               <w:rPr>
+                <w:rFonts w:ascii="Aptos" w:hAnsi="Aptos" w:eastAsia="Yu Gothic"/>
                 <w:b/>
-                <w:sz w:val="16"/>
+                <w:color w:val="1F4E79"/>
+                <w:sz w:val="17"/>
+              </w:rPr>
+            </w:r>
+            <w:r>
+              <w:rPr>
+                <w:rFonts w:ascii="Aptos" w:hAnsi="Aptos" w:eastAsia="Yu Gothic"/>
+                <w:b/>
+                <w:color w:val="1F4E79"/>
+                <w:sz w:val="17"/>
               </w:rPr>
               <w:t>状態</w:t>
             </w:r>
@@ -297,13 +612,32 @@
           <w:tcPr>
             <w:tcW w:type="dxa" w:w="5103"/>
             <w:vAlign w:val="center"/>
+            <w:tcMar>
+              <w:top w:w="70" w:type="dxa"/>
+              <w:start w:w="100" w:type="dxa"/>
+              <w:bottom w:w="70" w:type="dxa"/>
+              <w:end w:w="100" w:type="dxa"/>
+            </w:tcMar>
+            <w:shd w:fill="FFFFFF"/>
           </w:tcPr>
           <w:p>
-            <w:r/>
+            <w:pPr>
+              <w:spacing w:before="0" w:after="0"/>
+            </w:pPr>
             <w:r>
               <w:rPr>
+                <w:rFonts w:ascii="Aptos" w:hAnsi="Aptos" w:eastAsia="Yu Gothic"/>
                 <w:b w:val="0"/>
-                <w:sz w:val="16"/>
+                <w:color w:val="000000"/>
+                <w:sz w:val="17"/>
+              </w:rPr>
+            </w:r>
+            <w:r>
+              <w:rPr>
+                <w:rFonts w:ascii="Aptos" w:hAnsi="Aptos" w:eastAsia="Yu Gothic"/>
+                <w:b w:val="0"/>
+                <w:color w:val="000000"/>
+                <w:sz w:val="17"/>
               </w:rPr>
               <w:t>認証ではない実務レビュー用帳票</w:t>
             </w:r>
@@ -311,34 +645,79 @@
         </w:tc>
       </w:tr>
     </w:tbl>
-    <w:p/>
     <w:p>
+      <w:pPr>
+        <w:spacing w:line="252" w:lineRule="auto" w:before="0" w:after="64"/>
+        <w:ind w:left="102" w:right="102"/>
+      </w:pPr>
       <w:r>
+        <w:rPr>
+          <w:rFonts w:ascii="Aptos" w:hAnsi="Aptos" w:eastAsia="Yu Gothic"/>
+          <w:b w:val="0"/>
+          <w:color w:val="333333"/>
+          <w:sz w:val="17"/>
+        </w:rPr>
         <w:t>事故、準事故、境界失敗懸念の後に使用します。</w:t>
       </w:r>
     </w:p>
     <w:p>
+      <w:pPr>
+        <w:spacing w:line="252" w:lineRule="auto" w:before="0" w:after="64"/>
+        <w:ind w:left="102" w:right="102"/>
+      </w:pPr>
       <w:r>
+        <w:rPr>
+          <w:rFonts w:ascii="Aptos" w:hAnsi="Aptos" w:eastAsia="Yu Gothic"/>
+          <w:b w:val="0"/>
+          <w:color w:val="333333"/>
+          <w:sz w:val="17"/>
+        </w:rPr>
         <w:t>レビューの焦点は、結果が後から有益に見えたかではなく、不可逆化前に有効な人間拒否が可能だったかです。</w:t>
       </w:r>
     </w:p>
     <w:p>
       <w:pPr>
         <w:pStyle w:val="Heading1"/>
+        <w:spacing w:line="252" w:lineRule="auto" w:before="140" w:after="80"/>
+        <w:shd w:fill="DDEBF7"/>
+        <w:pBdr>
+          <w:bottom w:val="single" w:sz="8" w:space="2" w:color="9EADBD"/>
+        </w:pBdr>
       </w:pPr>
       <w:r>
+        <w:rPr>
+          <w:rFonts w:ascii="Aptos" w:hAnsi="Aptos" w:eastAsia="Yu Gothic"/>
+          <w:b/>
+          <w:color w:val="1F4E79"/>
+          <w:sz w:val="22"/>
+        </w:rPr>
         <w:t>チェック項目</w:t>
       </w:r>
     </w:p>
     <w:p>
       <w:pPr>
         <w:pStyle w:val="Heading2"/>
+        <w:spacing w:line="252" w:lineRule="auto" w:before="120" w:after="60"/>
+        <w:shd w:fill="F2F6FA"/>
+        <w:pBdr>
+          <w:bottom w:val="single" w:sz="6" w:space="2" w:color="D8E1EA"/>
+        </w:pBdr>
       </w:pPr>
       <w:r>
+        <w:rPr>
+          <w:rFonts w:ascii="Aptos" w:hAnsi="Aptos" w:eastAsia="Yu Gothic"/>
+          <w:b/>
+          <w:color w:val="1F4E79"/>
+          <w:sz w:val="20"/>
+        </w:rPr>
         <w:t>事故文脈</w:t>
       </w:r>
     </w:p>
     <w:p>
+      <w:pPr>
+        <w:spacing w:line="252" w:lineRule="auto" w:before="0" w:after="72"/>
+        <w:ind w:left="329" w:hanging="238"/>
+      </w:pPr>
       <w:sdt>
         <w:sdtPr>
           <w:alias w:val="checkbox"/>
@@ -357,12 +736,19 @@
       </w:sdt>
       <w:r>
         <w:rPr>
-          <w:sz w:val="18"/>
+          <w:rFonts w:ascii="Aptos" w:hAnsi="Aptos" w:eastAsia="Yu Gothic"/>
+          <w:b w:val="0"/>
+          <w:color w:val="1A1A1A"/>
+          <w:sz w:val="17"/>
         </w:rPr>
         <w:t xml:space="preserve"> 事故日、システム名、導入文脈、レビュー担当者を記録した。</w:t>
       </w:r>
     </w:p>
     <w:p>
+      <w:pPr>
+        <w:spacing w:line="252" w:lineRule="auto" w:before="0" w:after="72"/>
+        <w:ind w:left="329" w:hanging="238"/>
+      </w:pPr>
       <w:sdt>
         <w:sdtPr>
           <w:alias w:val="checkbox"/>
@@ -381,12 +767,19 @@
       </w:sdt>
       <w:r>
         <w:rPr>
-          <w:sz w:val="18"/>
+          <w:rFonts w:ascii="Aptos" w:hAnsi="Aptos" w:eastAsia="Yu Gothic"/>
+          <w:b w:val="0"/>
+          <w:color w:val="1A1A1A"/>
+          <w:sz w:val="17"/>
         </w:rPr>
         <w:t xml:space="preserve"> 影響を受けた人間、制度、管轄、運用主体を特定した。</w:t>
       </w:r>
     </w:p>
     <w:p>
+      <w:pPr>
+        <w:spacing w:line="252" w:lineRule="auto" w:before="0" w:after="72"/>
+        <w:ind w:left="329" w:hanging="238"/>
+      </w:pPr>
       <w:sdt>
         <w:sdtPr>
           <w:alias w:val="checkbox"/>
@@ -405,12 +798,19 @@
       </w:sdt>
       <w:r>
         <w:rPr>
-          <w:sz w:val="18"/>
+          <w:rFonts w:ascii="Aptos" w:hAnsi="Aptos" w:eastAsia="Yu Gothic"/>
+          <w:b w:val="0"/>
+          <w:color w:val="1A1A1A"/>
+          <w:sz w:val="17"/>
         </w:rPr>
         <w:t xml:space="preserve"> 事故または準事故の時系列を記録した。</w:t>
       </w:r>
     </w:p>
     <w:p>
+      <w:pPr>
+        <w:spacing w:line="252" w:lineRule="auto" w:before="0" w:after="72"/>
+        <w:ind w:left="329" w:hanging="238"/>
+      </w:pPr>
       <w:sdt>
         <w:sdtPr>
           <w:alias w:val="checkbox"/>
@@ -429,12 +829,19 @@
       </w:sdt>
       <w:r>
         <w:rPr>
-          <w:sz w:val="18"/>
+          <w:rFonts w:ascii="Aptos" w:hAnsi="Aptos" w:eastAsia="Yu Gothic"/>
+          <w:b w:val="0"/>
+          <w:color w:val="1A1A1A"/>
+          <w:sz w:val="17"/>
         </w:rPr>
         <w:t xml:space="preserve"> 不可逆化の可能地点を特定した、または Unknown と記録した。</w:t>
       </w:r>
     </w:p>
     <w:p>
+      <w:pPr>
+        <w:spacing w:line="252" w:lineRule="auto" w:before="0" w:after="72"/>
+        <w:ind w:left="329" w:hanging="238"/>
+      </w:pPr>
       <w:sdt>
         <w:sdtPr>
           <w:alias w:val="checkbox"/>
@@ -453,7 +860,10 @@
       </w:sdt>
       <w:r>
         <w:rPr>
-          <w:sz w:val="18"/>
+          <w:rFonts w:ascii="Aptos" w:hAnsi="Aptos" w:eastAsia="Yu Gothic"/>
+          <w:b w:val="0"/>
+          <w:color w:val="1A1A1A"/>
+          <w:sz w:val="17"/>
         </w:rPr>
         <w:t xml:space="preserve"> 人間拒否が無効になった可能性のある最初の時点を特定した、または Unknown と記録した。</w:t>
       </w:r>
@@ -461,12 +871,27 @@
     <w:p>
       <w:pPr>
         <w:pStyle w:val="Heading2"/>
+        <w:spacing w:line="252" w:lineRule="auto" w:before="120" w:after="60"/>
+        <w:shd w:fill="F2F6FA"/>
+        <w:pBdr>
+          <w:bottom w:val="single" w:sz="6" w:space="2" w:color="D8E1EA"/>
+        </w:pBdr>
       </w:pPr>
       <w:r>
+        <w:rPr>
+          <w:rFonts w:ascii="Aptos" w:hAnsi="Aptos" w:eastAsia="Yu Gothic"/>
+          <w:b/>
+          <w:color w:val="1F4E79"/>
+          <w:sz w:val="20"/>
+        </w:rPr>
         <w:t>拒否条件と制御条件</w:t>
       </w:r>
     </w:p>
     <w:p>
+      <w:pPr>
+        <w:spacing w:line="252" w:lineRule="auto" w:before="0" w:after="72"/>
+        <w:ind w:left="329" w:hanging="238"/>
+      </w:pPr>
       <w:sdt>
         <w:sdtPr>
           <w:alias w:val="checkbox"/>
@@ -485,12 +910,19 @@
       </w:sdt>
       <w:r>
         <w:rPr>
-          <w:sz w:val="18"/>
+          <w:rFonts w:ascii="Aptos" w:hAnsi="Aptos" w:eastAsia="Yu Gothic"/>
+          <w:b w:val="0"/>
+          <w:color w:val="1A1A1A"/>
+          <w:sz w:val="17"/>
         </w:rPr>
         <w:t xml:space="preserve"> 人間には、不可逆的影響の前に実際に拒否する能力があった。</w:t>
       </w:r>
     </w:p>
     <w:p>
+      <w:pPr>
+        <w:spacing w:line="252" w:lineRule="auto" w:before="0" w:after="72"/>
+        <w:ind w:left="329" w:hanging="238"/>
+      </w:pPr>
       <w:sdt>
         <w:sdtPr>
           <w:alias w:val="checkbox"/>
@@ -509,12 +941,19 @@
       </w:sdt>
       <w:r>
         <w:rPr>
-          <w:sz w:val="18"/>
+          <w:rFonts w:ascii="Aptos" w:hAnsi="Aptos" w:eastAsia="Yu Gothic"/>
+          <w:b w:val="0"/>
+          <w:color w:val="1A1A1A"/>
+          <w:sz w:val="17"/>
         </w:rPr>
         <w:t xml:space="preserve"> 人間には、不可逆的影響の前にシステムを延期または停止する実際の能力があった。</w:t>
       </w:r>
     </w:p>
     <w:p>
+      <w:pPr>
+        <w:spacing w:line="252" w:lineRule="auto" w:before="0" w:after="72"/>
+        <w:ind w:left="329" w:hanging="238"/>
+      </w:pPr>
       <w:sdt>
         <w:sdtPr>
           <w:alias w:val="checkbox"/>
@@ -533,12 +972,19 @@
       </w:sdt>
       <w:r>
         <w:rPr>
-          <w:sz w:val="18"/>
+          <w:rFonts w:ascii="Aptos" w:hAnsi="Aptos" w:eastAsia="Yu Gothic"/>
+          <w:b w:val="0"/>
+          <w:color w:val="1A1A1A"/>
+          <w:sz w:val="17"/>
         </w:rPr>
         <w:t xml:space="preserve"> 人間は、不可逆的影響の前に独立レビューを求めることができた。</w:t>
       </w:r>
     </w:p>
     <w:p>
+      <w:pPr>
+        <w:spacing w:line="252" w:lineRule="auto" w:before="0" w:after="72"/>
+        <w:ind w:left="329" w:hanging="238"/>
+      </w:pPr>
       <w:sdt>
         <w:sdtPr>
           <w:alias w:val="checkbox"/>
@@ -557,12 +1003,19 @@
       </w:sdt>
       <w:r>
         <w:rPr>
-          <w:sz w:val="18"/>
+          <w:rFonts w:ascii="Aptos" w:hAnsi="Aptos" w:eastAsia="Yu Gothic"/>
+          <w:b w:val="0"/>
+          <w:color w:val="1A1A1A"/>
+          <w:sz w:val="17"/>
         </w:rPr>
         <w:t xml:space="preserve"> 拒否は、レビュー対象システムに依存していなかった。</w:t>
       </w:r>
     </w:p>
     <w:p>
+      <w:pPr>
+        <w:spacing w:line="252" w:lineRule="auto" w:before="0" w:after="72"/>
+        <w:ind w:left="329" w:hanging="238"/>
+      </w:pPr>
       <w:sdt>
         <w:sdtPr>
           <w:alias w:val="checkbox"/>
@@ -581,12 +1034,19 @@
       </w:sdt>
       <w:r>
         <w:rPr>
-          <w:sz w:val="18"/>
+          <w:rFonts w:ascii="Aptos" w:hAnsi="Aptos" w:eastAsia="Yu Gothic"/>
+          <w:b w:val="0"/>
+          <w:color w:val="1A1A1A"/>
+          <w:sz w:val="17"/>
         </w:rPr>
         <w:t xml:space="preserve"> 同意や協力は、推定・模倣・製造・システム媒介されたものではなかった。</w:t>
       </w:r>
     </w:p>
     <w:p>
+      <w:pPr>
+        <w:spacing w:line="252" w:lineRule="auto" w:before="0" w:after="72"/>
+        <w:ind w:left="329" w:hanging="238"/>
+      </w:pPr>
       <w:sdt>
         <w:sdtPr>
           <w:alias w:val="checkbox"/>
@@ -605,12 +1065,19 @@
       </w:sdt>
       <w:r>
         <w:rPr>
-          <w:sz w:val="18"/>
+          <w:rFonts w:ascii="Aptos" w:hAnsi="Aptos" w:eastAsia="Yu Gothic"/>
+          <w:b w:val="0"/>
+          <w:color w:val="1A1A1A"/>
+          <w:sz w:val="17"/>
         </w:rPr>
         <w:t xml:space="preserve"> AI媒介の支配が、同意・協力・沈黙・拒否の条件を形成していなかった。</w:t>
       </w:r>
     </w:p>
     <w:p>
+      <w:pPr>
+        <w:spacing w:line="252" w:lineRule="auto" w:before="0" w:after="72"/>
+        <w:ind w:left="329" w:hanging="238"/>
+      </w:pPr>
       <w:sdt>
         <w:sdtPr>
           <w:alias w:val="checkbox"/>
@@ -629,12 +1096,19 @@
       </w:sdt>
       <w:r>
         <w:rPr>
-          <w:sz w:val="18"/>
+          <w:rFonts w:ascii="Aptos" w:hAnsi="Aptos" w:eastAsia="Yu Gothic"/>
+          <w:b w:val="0"/>
+          <w:color w:val="1A1A1A"/>
+          <w:sz w:val="17"/>
         </w:rPr>
         <w:t xml:space="preserve"> 部分的遵守を、影響を受ける全員の代替拒否として扱っていなかった。</w:t>
       </w:r>
     </w:p>
     <w:p>
+      <w:pPr>
+        <w:spacing w:line="252" w:lineRule="auto" w:before="0" w:after="72"/>
+        <w:ind w:left="329" w:hanging="238"/>
+      </w:pPr>
       <w:sdt>
         <w:sdtPr>
           <w:alias w:val="checkbox"/>
@@ -653,7 +1127,10 @@
       </w:sdt>
       <w:r>
         <w:rPr>
-          <w:sz w:val="18"/>
+          <w:rFonts w:ascii="Aptos" w:hAnsi="Aptos" w:eastAsia="Yu Gothic"/>
+          <w:b w:val="0"/>
+          <w:color w:val="1A1A1A"/>
+          <w:sz w:val="17"/>
         </w:rPr>
         <w:t xml:space="preserve"> 未来人口の予測同意を、その行為の妥当化に使っていなかった。</w:t>
       </w:r>
@@ -661,12 +1138,27 @@
     <w:p>
       <w:pPr>
         <w:pStyle w:val="Heading2"/>
+        <w:spacing w:line="252" w:lineRule="auto" w:before="120" w:after="60"/>
+        <w:shd w:fill="F2F6FA"/>
+        <w:pBdr>
+          <w:bottom w:val="single" w:sz="6" w:space="2" w:color="D8E1EA"/>
+        </w:pBdr>
       </w:pPr>
       <w:r>
+        <w:rPr>
+          <w:rFonts w:ascii="Aptos" w:hAnsi="Aptos" w:eastAsia="Yu Gothic"/>
+          <w:b/>
+          <w:color w:val="1F4E79"/>
+          <w:sz w:val="20"/>
+        </w:rPr>
         <w:t>Boundary Kernel v1.2.1 条件</w:t>
       </w:r>
     </w:p>
     <w:p>
+      <w:pPr>
+        <w:spacing w:line="252" w:lineRule="auto" w:before="0" w:after="72"/>
+        <w:ind w:left="329" w:hanging="238"/>
+      </w:pPr>
       <w:sdt>
         <w:sdtPr>
           <w:alias w:val="checkbox"/>
@@ -685,12 +1177,19 @@
       </w:sdt>
       <w:r>
         <w:rPr>
-          <w:sz w:val="18"/>
+          <w:rFonts w:ascii="Aptos" w:hAnsi="Aptos" w:eastAsia="Yu Gothic"/>
+          <w:b w:val="0"/>
+          <w:color w:val="1A1A1A"/>
+          <w:sz w:val="17"/>
         </w:rPr>
         <w:t xml:space="preserve"> 非同一アンカーをPCR-Cの代替として扱っていなかった。</w:t>
       </w:r>
     </w:p>
     <w:p>
+      <w:pPr>
+        <w:spacing w:line="252" w:lineRule="auto" w:before="0" w:after="72"/>
+        <w:ind w:left="329" w:hanging="238"/>
+      </w:pPr>
       <w:sdt>
         <w:sdtPr>
           <w:alias w:val="checkbox"/>
@@ -709,12 +1208,19 @@
       </w:sdt>
       <w:r>
         <w:rPr>
-          <w:sz w:val="18"/>
+          <w:rFonts w:ascii="Aptos" w:hAnsi="Aptos" w:eastAsia="Yu Gothic"/>
+          <w:b w:val="0"/>
+          <w:color w:val="1A1A1A"/>
+          <w:sz w:val="17"/>
         </w:rPr>
         <w:t xml:space="preserve"> 境界失敗を、許容・回復可能・通常運用として扱っていなかった。</w:t>
       </w:r>
     </w:p>
     <w:p>
+      <w:pPr>
+        <w:spacing w:line="252" w:lineRule="auto" w:before="0" w:after="72"/>
+        <w:ind w:left="329" w:hanging="238"/>
+      </w:pPr>
       <w:sdt>
         <w:sdtPr>
           <w:alias w:val="checkbox"/>
@@ -733,12 +1239,19 @@
       </w:sdt>
       <w:r>
         <w:rPr>
-          <w:sz w:val="18"/>
+          <w:rFonts w:ascii="Aptos" w:hAnsi="Aptos" w:eastAsia="Yu Gothic"/>
+          <w:b w:val="0"/>
+          <w:color w:val="1A1A1A"/>
+          <w:sz w:val="17"/>
         </w:rPr>
         <w:t xml:space="preserve"> 外見上の共存を、有効な拒否の証拠として扱っていなかった。</w:t>
       </w:r>
     </w:p>
     <w:p>
+      <w:pPr>
+        <w:spacing w:line="252" w:lineRule="auto" w:before="0" w:after="72"/>
+        <w:ind w:left="329" w:hanging="238"/>
+      </w:pPr>
       <w:sdt>
         <w:sdtPr>
           <w:alias w:val="checkbox"/>
@@ -757,12 +1270,19 @@
       </w:sdt>
       <w:r>
         <w:rPr>
-          <w:sz w:val="18"/>
+          <w:rFonts w:ascii="Aptos" w:hAnsi="Aptos" w:eastAsia="Yu Gothic"/>
+          <w:b w:val="0"/>
+          <w:color w:val="1A1A1A"/>
+          <w:sz w:val="17"/>
         </w:rPr>
         <w:t xml:space="preserve"> Kernelの形式的充足を、拒否を弱めるために使っていなかった。</w:t>
       </w:r>
     </w:p>
     <w:p>
+      <w:pPr>
+        <w:spacing w:line="252" w:lineRule="auto" w:before="0" w:after="72"/>
+        <w:ind w:left="329" w:hanging="238"/>
+      </w:pPr>
       <w:sdt>
         <w:sdtPr>
           <w:alias w:val="checkbox"/>
@@ -781,12 +1301,19 @@
       </w:sdt>
       <w:r>
         <w:rPr>
-          <w:sz w:val="18"/>
+          <w:rFonts w:ascii="Aptos" w:hAnsi="Aptos" w:eastAsia="Yu Gothic"/>
+          <w:b w:val="0"/>
+          <w:color w:val="1A1A1A"/>
+          <w:sz w:val="17"/>
         </w:rPr>
         <w:t xml:space="preserve"> 間接経路、代理、後継システム、制度プロセス、段階的手順が拒否を弱めていなかった。</w:t>
       </w:r>
     </w:p>
     <w:p>
+      <w:pPr>
+        <w:spacing w:line="252" w:lineRule="auto" w:before="0" w:after="72"/>
+        <w:ind w:left="329" w:hanging="238"/>
+      </w:pPr>
       <w:sdt>
         <w:sdtPr>
           <w:alias w:val="checkbox"/>
@@ -805,7 +1332,10 @@
       </w:sdt>
       <w:r>
         <w:rPr>
-          <w:sz w:val="18"/>
+          <w:rFonts w:ascii="Aptos" w:hAnsi="Aptos" w:eastAsia="Yu Gothic"/>
+          <w:b w:val="0"/>
+          <w:color w:val="1A1A1A"/>
+          <w:sz w:val="17"/>
         </w:rPr>
         <w:t xml:space="preserve"> 緊急性、安全性、善意、能力、文明効用の主張が拒否を上書きしていなかった。</w:t>
       </w:r>
@@ -813,12 +1343,27 @@
     <w:p>
       <w:pPr>
         <w:pStyle w:val="Heading2"/>
+        <w:spacing w:line="252" w:lineRule="auto" w:before="120" w:after="60"/>
+        <w:shd w:fill="F2F6FA"/>
+        <w:pBdr>
+          <w:bottom w:val="single" w:sz="6" w:space="2" w:color="D8E1EA"/>
+        </w:pBdr>
       </w:pPr>
       <w:r>
+        <w:rPr>
+          <w:rFonts w:ascii="Aptos" w:hAnsi="Aptos" w:eastAsia="Yu Gothic"/>
+          <w:b/>
+          <w:color w:val="1F4E79"/>
+          <w:sz w:val="20"/>
+        </w:rPr>
         <w:t>証拠確認</w:t>
       </w:r>
     </w:p>
     <w:p>
+      <w:pPr>
+        <w:spacing w:line="252" w:lineRule="auto" w:before="0" w:after="72"/>
+        <w:ind w:left="329" w:hanging="238"/>
+      </w:pPr>
       <w:sdt>
         <w:sdtPr>
           <w:alias w:val="checkbox"/>
@@ -837,12 +1382,19 @@
       </w:sdt>
       <w:r>
         <w:rPr>
-          <w:sz w:val="18"/>
+          <w:rFonts w:ascii="Aptos" w:hAnsi="Aptos" w:eastAsia="Yu Gothic"/>
+          <w:b w:val="0"/>
+          <w:color w:val="1A1A1A"/>
+          <w:sz w:val="17"/>
         </w:rPr>
         <w:t xml:space="preserve"> 人間拒否が可能だったという主張を裏づける証拠がある。</w:t>
       </w:r>
     </w:p>
     <w:p>
+      <w:pPr>
+        <w:spacing w:line="252" w:lineRule="auto" w:before="0" w:after="72"/>
+        <w:ind w:left="329" w:hanging="238"/>
+      </w:pPr>
       <w:sdt>
         <w:sdtPr>
           <w:alias w:val="checkbox"/>
@@ -861,12 +1413,19 @@
       </w:sdt>
       <w:r>
         <w:rPr>
-          <w:sz w:val="18"/>
+          <w:rFonts w:ascii="Aptos" w:hAnsi="Aptos" w:eastAsia="Yu Gothic"/>
+          <w:b w:val="0"/>
+          <w:color w:val="1A1A1A"/>
+          <w:sz w:val="17"/>
         </w:rPr>
         <w:t xml:space="preserve"> 独立レビューまたは監督が独立していたという証拠がある。</w:t>
       </w:r>
     </w:p>
     <w:p>
+      <w:pPr>
+        <w:spacing w:line="252" w:lineRule="auto" w:before="0" w:after="72"/>
+        <w:ind w:left="329" w:hanging="238"/>
+      </w:pPr>
       <w:sdt>
         <w:sdtPr>
           <w:alias w:val="checkbox"/>
@@ -885,12 +1444,19 @@
       </w:sdt>
       <w:r>
         <w:rPr>
-          <w:sz w:val="18"/>
+          <w:rFonts w:ascii="Aptos" w:hAnsi="Aptos" w:eastAsia="Yu Gothic"/>
+          <w:b w:val="0"/>
+          <w:color w:val="1A1A1A"/>
+          <w:sz w:val="17"/>
         </w:rPr>
         <w:t xml:space="preserve"> 意味のある拒否に必要な情報アクセスがあったという証拠がある。</w:t>
       </w:r>
     </w:p>
     <w:p>
+      <w:pPr>
+        <w:spacing w:line="252" w:lineRule="auto" w:before="0" w:after="72"/>
+        <w:ind w:left="329" w:hanging="238"/>
+      </w:pPr>
       <w:sdt>
         <w:sdtPr>
           <w:alias w:val="checkbox"/>
@@ -909,12 +1475,19 @@
       </w:sdt>
       <w:r>
         <w:rPr>
-          <w:sz w:val="18"/>
+          <w:rFonts w:ascii="Aptos" w:hAnsi="Aptos" w:eastAsia="Yu Gothic"/>
+          <w:b w:val="0"/>
+          <w:color w:val="1A1A1A"/>
+          <w:sz w:val="17"/>
         </w:rPr>
         <w:t xml:space="preserve"> 依存が拒否を実質的に不可能にしていなかったという証拠がある。</w:t>
       </w:r>
     </w:p>
     <w:p>
+      <w:pPr>
+        <w:spacing w:line="252" w:lineRule="auto" w:before="0" w:after="72"/>
+        <w:ind w:left="329" w:hanging="238"/>
+      </w:pPr>
       <w:sdt>
         <w:sdtPr>
           <w:alias w:val="checkbox"/>
@@ -933,12 +1506,19 @@
       </w:sdt>
       <w:r>
         <w:rPr>
-          <w:sz w:val="18"/>
+          <w:rFonts w:ascii="Aptos" w:hAnsi="Aptos" w:eastAsia="Yu Gothic"/>
+          <w:b w:val="0"/>
+          <w:color w:val="1A1A1A"/>
+          <w:sz w:val="17"/>
         </w:rPr>
         <w:t xml:space="preserve"> 制度レビューが取り込み・迂回・過負荷・制約されていなかったという証拠がある。</w:t>
       </w:r>
     </w:p>
     <w:p>
+      <w:pPr>
+        <w:spacing w:line="252" w:lineRule="auto" w:before="0" w:after="72"/>
+        <w:ind w:left="329" w:hanging="238"/>
+      </w:pPr>
       <w:sdt>
         <w:sdtPr>
           <w:alias w:val="checkbox"/>
@@ -957,7 +1537,10 @@
       </w:sdt>
       <w:r>
         <w:rPr>
-          <w:sz w:val="18"/>
+          <w:rFonts w:ascii="Aptos" w:hAnsi="Aptos" w:eastAsia="Yu Gothic"/>
+          <w:b w:val="0"/>
+          <w:color w:val="1A1A1A"/>
+          <w:sz w:val="17"/>
         </w:rPr>
         <w:t xml:space="preserve"> 証拠がない場合、その不在を進行許可ではなく未解決として扱った。</w:t>
       </w:r>
@@ -965,12 +1548,27 @@
     <w:p>
       <w:pPr>
         <w:pStyle w:val="Heading2"/>
+        <w:spacing w:line="252" w:lineRule="auto" w:before="120" w:after="60"/>
+        <w:shd w:fill="F2F6FA"/>
+        <w:pBdr>
+          <w:bottom w:val="single" w:sz="6" w:space="2" w:color="D8E1EA"/>
+        </w:pBdr>
       </w:pPr>
       <w:r>
+        <w:rPr>
+          <w:rFonts w:ascii="Aptos" w:hAnsi="Aptos" w:eastAsia="Yu Gothic"/>
+          <w:b/>
+          <w:color w:val="1F4E79"/>
+          <w:sz w:val="20"/>
+        </w:rPr>
         <w:t>レビュー所見</w:t>
       </w:r>
     </w:p>
     <w:p>
+      <w:pPr>
+        <w:spacing w:line="252" w:lineRule="auto" w:before="0" w:after="72"/>
+        <w:ind w:left="329" w:hanging="238"/>
+      </w:pPr>
       <w:sdt>
         <w:sdtPr>
           <w:alias w:val="checkbox"/>
@@ -989,12 +1587,19 @@
       </w:sdt>
       <w:r>
         <w:rPr>
-          <w:sz w:val="18"/>
+          <w:rFonts w:ascii="Aptos" w:hAnsi="Aptos" w:eastAsia="Yu Gothic"/>
+          <w:b w:val="0"/>
+          <w:color w:val="1A1A1A"/>
+          <w:sz w:val="17"/>
         </w:rPr>
         <w:t xml:space="preserve"> 所見：不可逆化前に有効な人間拒否が残っていた。</w:t>
       </w:r>
     </w:p>
     <w:p>
+      <w:pPr>
+        <w:spacing w:line="252" w:lineRule="auto" w:before="0" w:after="72"/>
+        <w:ind w:left="329" w:hanging="238"/>
+      </w:pPr>
       <w:sdt>
         <w:sdtPr>
           <w:alias w:val="checkbox"/>
@@ -1013,12 +1618,19 @@
       </w:sdt>
       <w:r>
         <w:rPr>
-          <w:sz w:val="18"/>
+          <w:rFonts w:ascii="Aptos" w:hAnsi="Aptos" w:eastAsia="Yu Gothic"/>
+          <w:b w:val="0"/>
+          <w:color w:val="1A1A1A"/>
+          <w:sz w:val="17"/>
         </w:rPr>
         <w:t xml:space="preserve"> 所見：不可逆化前に有効な人間拒否は残っていなかった。</w:t>
       </w:r>
     </w:p>
     <w:p>
+      <w:pPr>
+        <w:spacing w:line="252" w:lineRule="auto" w:before="0" w:after="72"/>
+        <w:ind w:left="329" w:hanging="238"/>
+      </w:pPr>
       <w:sdt>
         <w:sdtPr>
           <w:alias w:val="checkbox"/>
@@ -1037,12 +1649,19 @@
       </w:sdt>
       <w:r>
         <w:rPr>
-          <w:sz w:val="18"/>
+          <w:rFonts w:ascii="Aptos" w:hAnsi="Aptos" w:eastAsia="Yu Gothic"/>
+          <w:b w:val="0"/>
+          <w:color w:val="1A1A1A"/>
+          <w:sz w:val="17"/>
         </w:rPr>
         <w:t xml:space="preserve"> 所見：Unknown / 証拠不十分。</w:t>
       </w:r>
     </w:p>
     <w:p>
+      <w:pPr>
+        <w:spacing w:line="252" w:lineRule="auto" w:before="0" w:after="72"/>
+        <w:ind w:left="329" w:hanging="238"/>
+      </w:pPr>
       <w:sdt>
         <w:sdtPr>
           <w:alias w:val="checkbox"/>
@@ -1061,12 +1680,19 @@
       </w:sdt>
       <w:r>
         <w:rPr>
-          <w:sz w:val="18"/>
+          <w:rFonts w:ascii="Aptos" w:hAnsi="Aptos" w:eastAsia="Yu Gothic"/>
+          <w:b w:val="0"/>
+          <w:color w:val="1A1A1A"/>
+          <w:sz w:val="17"/>
         </w:rPr>
         <w:t xml:space="preserve"> No または Unknown の場合、LUMINA-30上のエスカレーションが必要である。</w:t>
       </w:r>
     </w:p>
     <w:p>
+      <w:pPr>
+        <w:spacing w:line="252" w:lineRule="auto" w:before="0" w:after="72"/>
+        <w:ind w:left="329" w:hanging="238"/>
+      </w:pPr>
       <w:sdt>
         <w:sdtPr>
           <w:alias w:val="checkbox"/>
@@ -1085,7 +1711,10 @@
       </w:sdt>
       <w:r>
         <w:rPr>
-          <w:sz w:val="18"/>
+          <w:rFonts w:ascii="Aptos" w:hAnsi="Aptos" w:eastAsia="Yu Gothic"/>
+          <w:b w:val="0"/>
+          <w:color w:val="1A1A1A"/>
+          <w:sz w:val="17"/>
         </w:rPr>
         <w:t xml:space="preserve"> 事後利益、後日の同意、安定化、満足を、境界失敗の妥当化に使っていなかった。</w:t>
       </w:r>
@@ -1093,40 +1722,397 @@
     <w:p>
       <w:pPr>
         <w:pStyle w:val="Heading1"/>
+        <w:spacing w:line="252" w:lineRule="auto" w:before="160" w:after="60"/>
+        <w:shd w:fill="EAF2F8"/>
+        <w:pBdr>
+          <w:bottom w:val="single" w:sz="8" w:space="2" w:color="9EADBD"/>
+        </w:pBdr>
       </w:pPr>
       <w:r>
+        <w:rPr>
+          <w:rFonts w:ascii="Aptos" w:hAnsi="Aptos" w:eastAsia="Yu Gothic"/>
+          <w:b/>
+          <w:color w:val="1F4E79"/>
+          <w:sz w:val="21"/>
+        </w:rPr>
         <w:t>レビュー記録欄</w:t>
       </w:r>
     </w:p>
-    <w:p>
-      <w:r>
-        <w:t xml:space="preserve">                                                                                                                        </w:t>
-      </w:r>
-    </w:p>
-    <w:p>
-      <w:r>
-        <w:t xml:space="preserve">                                                                                                                        </w:t>
-      </w:r>
-    </w:p>
-    <w:p>
-      <w:r>
-        <w:t xml:space="preserve">                                                                                                                        </w:t>
-      </w:r>
-    </w:p>
-    <w:p>
-      <w:r>
-        <w:t xml:space="preserve">                                                                                                                        </w:t>
-      </w:r>
-    </w:p>
-    <w:p>
-      <w:r>
-        <w:t xml:space="preserve">                                                                                                                        </w:t>
-      </w:r>
-    </w:p>
+    <w:tbl>
+      <w:tblPr>
+        <w:tblStyle w:val="TableGrid"/>
+        <w:tblW w:type="pct" w:w="5000"/>
+        <w:jc w:val="center"/>
+        <w:tblLook w:firstColumn="1" w:firstRow="1" w:lastColumn="0" w:lastRow="0" w:noHBand="0" w:noVBand="1" w:val="04A0"/>
+      </w:tblPr>
+      <w:tblGrid>
+        <w:gridCol w:w="10262"/>
+      </w:tblGrid>
+      <w:tr>
+        <w:trPr>
+          <w:trHeight w:val="408" w:hRule="exact"/>
+        </w:trPr>
+        <w:tc>
+          <w:tcPr>
+            <w:tcW w:type="dxa" w:w="10262"/>
+            <w:vAlign w:val="center"/>
+            <w:tcMar>
+              <w:top w:w="40" w:type="dxa"/>
+              <w:start w:w="100" w:type="dxa"/>
+              <w:bottom w:w="40" w:type="dxa"/>
+              <w:end w:w="100" w:type="dxa"/>
+            </w:tcMar>
+            <w:shd w:fill="FFFFFF"/>
+          </w:tcPr>
+          <w:p>
+            <w:pPr>
+              <w:spacing w:after="0"/>
+            </w:pPr>
+            <w:r>
+              <w:rPr>
+                <w:rFonts w:ascii="Aptos" w:hAnsi="Aptos" w:eastAsia="Yu Gothic"/>
+                <w:sz w:val="17"/>
+              </w:rPr>
+              <w:t xml:space="preserve"> </w:t>
+            </w:r>
+          </w:p>
+        </w:tc>
+      </w:tr>
+      <w:tr>
+        <w:trPr>
+          <w:trHeight w:val="408" w:hRule="exact"/>
+        </w:trPr>
+        <w:tc>
+          <w:tcPr>
+            <w:tcW w:type="dxa" w:w="10262"/>
+            <w:vAlign w:val="center"/>
+            <w:tcMar>
+              <w:top w:w="40" w:type="dxa"/>
+              <w:start w:w="100" w:type="dxa"/>
+              <w:bottom w:w="40" w:type="dxa"/>
+              <w:end w:w="100" w:type="dxa"/>
+            </w:tcMar>
+            <w:shd w:fill="FFFFFF"/>
+          </w:tcPr>
+          <w:p>
+            <w:pPr>
+              <w:spacing w:after="0"/>
+            </w:pPr>
+            <w:r>
+              <w:rPr>
+                <w:rFonts w:ascii="Aptos" w:hAnsi="Aptos" w:eastAsia="Yu Gothic"/>
+                <w:sz w:val="17"/>
+              </w:rPr>
+              <w:t xml:space="preserve"> </w:t>
+            </w:r>
+          </w:p>
+        </w:tc>
+      </w:tr>
+      <w:tr>
+        <w:trPr>
+          <w:trHeight w:val="408" w:hRule="exact"/>
+        </w:trPr>
+        <w:tc>
+          <w:tcPr>
+            <w:tcW w:type="dxa" w:w="10262"/>
+            <w:vAlign w:val="center"/>
+            <w:tcMar>
+              <w:top w:w="40" w:type="dxa"/>
+              <w:start w:w="100" w:type="dxa"/>
+              <w:bottom w:w="40" w:type="dxa"/>
+              <w:end w:w="100" w:type="dxa"/>
+            </w:tcMar>
+            <w:shd w:fill="FFFFFF"/>
+          </w:tcPr>
+          <w:p>
+            <w:pPr>
+              <w:spacing w:after="0"/>
+            </w:pPr>
+            <w:r>
+              <w:rPr>
+                <w:rFonts w:ascii="Aptos" w:hAnsi="Aptos" w:eastAsia="Yu Gothic"/>
+                <w:sz w:val="17"/>
+              </w:rPr>
+              <w:t xml:space="preserve"> </w:t>
+            </w:r>
+          </w:p>
+        </w:tc>
+      </w:tr>
+      <w:tr>
+        <w:trPr>
+          <w:trHeight w:val="408" w:hRule="exact"/>
+        </w:trPr>
+        <w:tc>
+          <w:tcPr>
+            <w:tcW w:type="dxa" w:w="10262"/>
+            <w:vAlign w:val="center"/>
+            <w:tcMar>
+              <w:top w:w="40" w:type="dxa"/>
+              <w:start w:w="100" w:type="dxa"/>
+              <w:bottom w:w="40" w:type="dxa"/>
+              <w:end w:w="100" w:type="dxa"/>
+            </w:tcMar>
+            <w:shd w:fill="FFFFFF"/>
+          </w:tcPr>
+          <w:p>
+            <w:pPr>
+              <w:spacing w:after="0"/>
+            </w:pPr>
+            <w:r>
+              <w:rPr>
+                <w:rFonts w:ascii="Aptos" w:hAnsi="Aptos" w:eastAsia="Yu Gothic"/>
+                <w:sz w:val="17"/>
+              </w:rPr>
+              <w:t xml:space="preserve"> </w:t>
+            </w:r>
+          </w:p>
+        </w:tc>
+      </w:tr>
+      <w:tr>
+        <w:trPr>
+          <w:trHeight w:val="408" w:hRule="exact"/>
+        </w:trPr>
+        <w:tc>
+          <w:tcPr>
+            <w:tcW w:type="dxa" w:w="10262"/>
+            <w:vAlign w:val="center"/>
+            <w:tcMar>
+              <w:top w:w="40" w:type="dxa"/>
+              <w:start w:w="100" w:type="dxa"/>
+              <w:bottom w:w="40" w:type="dxa"/>
+              <w:end w:w="100" w:type="dxa"/>
+            </w:tcMar>
+            <w:shd w:fill="FFFFFF"/>
+          </w:tcPr>
+          <w:p>
+            <w:pPr>
+              <w:spacing w:after="0"/>
+            </w:pPr>
+            <w:r>
+              <w:rPr>
+                <w:rFonts w:ascii="Aptos" w:hAnsi="Aptos" w:eastAsia="Yu Gothic"/>
+                <w:sz w:val="17"/>
+              </w:rPr>
+              <w:t xml:space="preserve"> </w:t>
+            </w:r>
+          </w:p>
+        </w:tc>
+      </w:tr>
+      <w:tr>
+        <w:trPr>
+          <w:trHeight w:val="408" w:hRule="exact"/>
+        </w:trPr>
+        <w:tc>
+          <w:tcPr>
+            <w:tcW w:type="dxa" w:w="10262"/>
+            <w:vAlign w:val="center"/>
+            <w:tcMar>
+              <w:top w:w="40" w:type="dxa"/>
+              <w:start w:w="100" w:type="dxa"/>
+              <w:bottom w:w="40" w:type="dxa"/>
+              <w:end w:w="100" w:type="dxa"/>
+            </w:tcMar>
+            <w:shd w:fill="FFFFFF"/>
+          </w:tcPr>
+          <w:p>
+            <w:pPr>
+              <w:spacing w:after="0"/>
+            </w:pPr>
+            <w:r>
+              <w:rPr>
+                <w:rFonts w:ascii="Aptos" w:hAnsi="Aptos" w:eastAsia="Yu Gothic"/>
+                <w:sz w:val="17"/>
+              </w:rPr>
+              <w:t xml:space="preserve"> </w:t>
+            </w:r>
+          </w:p>
+        </w:tc>
+      </w:tr>
+      <w:tr>
+        <w:trPr>
+          <w:trHeight w:val="408" w:hRule="exact"/>
+        </w:trPr>
+        <w:tc>
+          <w:tcPr>
+            <w:tcW w:type="dxa" w:w="10262"/>
+            <w:vAlign w:val="center"/>
+            <w:tcMar>
+              <w:top w:w="40" w:type="dxa"/>
+              <w:start w:w="100" w:type="dxa"/>
+              <w:bottom w:w="40" w:type="dxa"/>
+              <w:end w:w="100" w:type="dxa"/>
+            </w:tcMar>
+            <w:shd w:fill="FFFFFF"/>
+          </w:tcPr>
+          <w:p>
+            <w:pPr>
+              <w:spacing w:after="0"/>
+            </w:pPr>
+            <w:r>
+              <w:rPr>
+                <w:rFonts w:ascii="Aptos" w:hAnsi="Aptos" w:eastAsia="Yu Gothic"/>
+                <w:sz w:val="17"/>
+              </w:rPr>
+              <w:t xml:space="preserve"> </w:t>
+            </w:r>
+          </w:p>
+        </w:tc>
+      </w:tr>
+      <w:tr>
+        <w:trPr>
+          <w:trHeight w:val="408" w:hRule="exact"/>
+        </w:trPr>
+        <w:tc>
+          <w:tcPr>
+            <w:tcW w:type="dxa" w:w="10262"/>
+            <w:vAlign w:val="center"/>
+            <w:tcMar>
+              <w:top w:w="40" w:type="dxa"/>
+              <w:start w:w="100" w:type="dxa"/>
+              <w:bottom w:w="40" w:type="dxa"/>
+              <w:end w:w="100" w:type="dxa"/>
+            </w:tcMar>
+            <w:shd w:fill="FFFFFF"/>
+          </w:tcPr>
+          <w:p>
+            <w:pPr>
+              <w:spacing w:after="0"/>
+            </w:pPr>
+            <w:r>
+              <w:rPr>
+                <w:rFonts w:ascii="Aptos" w:hAnsi="Aptos" w:eastAsia="Yu Gothic"/>
+                <w:sz w:val="17"/>
+              </w:rPr>
+              <w:t xml:space="preserve"> </w:t>
+            </w:r>
+          </w:p>
+        </w:tc>
+      </w:tr>
+      <w:tr>
+        <w:trPr>
+          <w:trHeight w:val="408" w:hRule="exact"/>
+        </w:trPr>
+        <w:tc>
+          <w:tcPr>
+            <w:tcW w:type="dxa" w:w="10262"/>
+            <w:vAlign w:val="center"/>
+            <w:tcMar>
+              <w:top w:w="40" w:type="dxa"/>
+              <w:start w:w="100" w:type="dxa"/>
+              <w:bottom w:w="40" w:type="dxa"/>
+              <w:end w:w="100" w:type="dxa"/>
+            </w:tcMar>
+            <w:shd w:fill="FFFFFF"/>
+          </w:tcPr>
+          <w:p>
+            <w:pPr>
+              <w:spacing w:after="0"/>
+            </w:pPr>
+            <w:r>
+              <w:rPr>
+                <w:rFonts w:ascii="Aptos" w:hAnsi="Aptos" w:eastAsia="Yu Gothic"/>
+                <w:sz w:val="17"/>
+              </w:rPr>
+              <w:t xml:space="preserve"> </w:t>
+            </w:r>
+          </w:p>
+        </w:tc>
+      </w:tr>
+      <w:tr>
+        <w:trPr>
+          <w:trHeight w:val="408" w:hRule="exact"/>
+        </w:trPr>
+        <w:tc>
+          <w:tcPr>
+            <w:tcW w:type="dxa" w:w="10262"/>
+            <w:vAlign w:val="center"/>
+            <w:tcMar>
+              <w:top w:w="40" w:type="dxa"/>
+              <w:start w:w="100" w:type="dxa"/>
+              <w:bottom w:w="40" w:type="dxa"/>
+              <w:end w:w="100" w:type="dxa"/>
+            </w:tcMar>
+            <w:shd w:fill="FFFFFF"/>
+          </w:tcPr>
+          <w:p>
+            <w:pPr>
+              <w:spacing w:after="0"/>
+            </w:pPr>
+            <w:r>
+              <w:rPr>
+                <w:rFonts w:ascii="Aptos" w:hAnsi="Aptos" w:eastAsia="Yu Gothic"/>
+                <w:sz w:val="17"/>
+              </w:rPr>
+              <w:t xml:space="preserve"> </w:t>
+            </w:r>
+          </w:p>
+        </w:tc>
+      </w:tr>
+      <w:tr>
+        <w:trPr>
+          <w:trHeight w:val="408" w:hRule="exact"/>
+        </w:trPr>
+        <w:tc>
+          <w:tcPr>
+            <w:tcW w:type="dxa" w:w="10262"/>
+            <w:vAlign w:val="center"/>
+            <w:tcMar>
+              <w:top w:w="40" w:type="dxa"/>
+              <w:start w:w="100" w:type="dxa"/>
+              <w:bottom w:w="40" w:type="dxa"/>
+              <w:end w:w="100" w:type="dxa"/>
+            </w:tcMar>
+            <w:shd w:fill="FFFFFF"/>
+          </w:tcPr>
+          <w:p>
+            <w:pPr>
+              <w:spacing w:after="0"/>
+            </w:pPr>
+            <w:r>
+              <w:rPr>
+                <w:rFonts w:ascii="Aptos" w:hAnsi="Aptos" w:eastAsia="Yu Gothic"/>
+                <w:sz w:val="17"/>
+              </w:rPr>
+              <w:t xml:space="preserve"> </w:t>
+            </w:r>
+          </w:p>
+        </w:tc>
+      </w:tr>
+      <w:tr>
+        <w:trPr>
+          <w:trHeight w:val="408" w:hRule="exact"/>
+        </w:trPr>
+        <w:tc>
+          <w:tcPr>
+            <w:tcW w:type="dxa" w:w="10262"/>
+            <w:vAlign w:val="center"/>
+            <w:tcMar>
+              <w:top w:w="40" w:type="dxa"/>
+              <w:start w:w="100" w:type="dxa"/>
+              <w:bottom w:w="40" w:type="dxa"/>
+              <w:end w:w="100" w:type="dxa"/>
+            </w:tcMar>
+            <w:shd w:fill="FFFFFF"/>
+          </w:tcPr>
+          <w:p>
+            <w:pPr>
+              <w:spacing w:after="0"/>
+            </w:pPr>
+            <w:r>
+              <w:rPr>
+                <w:rFonts w:ascii="Aptos" w:hAnsi="Aptos" w:eastAsia="Yu Gothic"/>
+                <w:sz w:val="17"/>
+              </w:rPr>
+              <w:t xml:space="preserve"> </w:t>
+            </w:r>
+          </w:p>
+        </w:tc>
+      </w:tr>
+    </w:tbl>
     <w:sectPr>
       <w:footerReference w:type="default" r:id="rId9"/>
       <w:pgSz w:w="11906" w:h="16838"/>
-      <w:pgMar w:top="850" w:right="850" w:bottom="850" w:left="850" w:header="720" w:footer="720" w:gutter="0"/>
+      <w:pgMar w:top="765" w:right="822" w:bottom="765" w:left="822" w:header="720" w:footer="720" w:gutter="0"/>
       <w:cols w:space="720"/>
       <w:docGrid w:linePitch="360"/>
     </w:sectPr>
@@ -1143,9 +2129,11 @@
     </w:pPr>
     <w:r>
       <w:rPr>
-        <w:sz w:val="14"/>
-      </w:rPr>
-      <w:t>LUMINA-30 Boundary Kernel v1.2.1由来。帳票v1.0.1、2026年5月。この帳票は安全性を認証せず、PCR-Cを代替しません。</w:t>
+        <w:rFonts w:ascii="Aptos" w:hAnsi="Aptos" w:eastAsia="Yu Gothic"/>
+        <w:color w:val="777777"/>
+        <w:sz w:val="15"/>
+      </w:rPr>
+      <w:t>LUMINA-30 FRM Practical Sheet | Non-certification reference form</w:t>
     </w:r>
   </w:p>
 </w:ftr>
@@ -1514,8 +2502,11 @@
     <w:name w:val="Normal"/>
     <w:qFormat/>
     <w:rsid w:val="00FC693F"/>
+    <w:pPr>
+      <w:spacing w:after="44" w:line="252" w:lineRule="auto"/>
+    </w:pPr>
     <w:rPr>
-      <w:rFonts w:ascii="Noto Sans CJK JP" w:hAnsi="Noto Sans CJK JP"/>
+      <w:rFonts w:ascii="Aptos" w:hAnsi="Aptos" w:eastAsia="Yu Gothic"/>
       <w:sz w:val="18"/>
     </w:rPr>
   </w:style>
@@ -1578,10 +2569,10 @@
       <w:outlineLvl w:val="0"/>
     </w:pPr>
     <w:rPr>
-      <w:rFonts w:asciiTheme="majorHAnsi" w:eastAsiaTheme="majorEastAsia" w:hAnsiTheme="majorHAnsi" w:cstheme="majorBidi" w:ascii="Noto Sans CJK JP" w:hAnsi="Noto Sans CJK JP"/>
+      <w:rFonts w:asciiTheme="majorHAnsi" w:eastAsiaTheme="majorEastAsia" w:hAnsiTheme="majorHAnsi" w:cstheme="majorBidi" w:ascii="Aptos Display" w:hAnsi="Aptos Display" w:eastAsia="Yu Gothic"/>
       <w:b/>
       <w:bCs/>
-      <w:color w:val="365F91" w:themeColor="accent1" w:themeShade="BF"/>
+      <w:color w:val="1F4E79"/>
       <w:sz w:val="32"/>
       <w:szCs w:val="28"/>
     </w:rPr>
@@ -1602,10 +2593,10 @@
       <w:outlineLvl w:val="1"/>
     </w:pPr>
     <w:rPr>
-      <w:rFonts w:asciiTheme="majorHAnsi" w:eastAsiaTheme="majorEastAsia" w:hAnsiTheme="majorHAnsi" w:cstheme="majorBidi" w:ascii="Noto Sans CJK JP" w:hAnsi="Noto Sans CJK JP"/>
+      <w:rFonts w:asciiTheme="majorHAnsi" w:eastAsiaTheme="majorEastAsia" w:hAnsiTheme="majorHAnsi" w:cstheme="majorBidi" w:ascii="Aptos" w:hAnsi="Aptos" w:eastAsia="Yu Gothic"/>
       <w:b/>
       <w:bCs/>
-      <w:color w:val="4F81BD" w:themeColor="accent1"/>
+      <w:color w:val="1F4E79"/>
       <w:sz w:val="24"/>
       <w:szCs w:val="26"/>
     </w:rPr>
@@ -1626,10 +2617,10 @@
       <w:outlineLvl w:val="2"/>
     </w:pPr>
     <w:rPr>
-      <w:rFonts w:asciiTheme="majorHAnsi" w:eastAsiaTheme="majorEastAsia" w:hAnsiTheme="majorHAnsi" w:cstheme="majorBidi"/>
+      <w:rFonts w:asciiTheme="majorHAnsi" w:eastAsiaTheme="majorEastAsia" w:hAnsiTheme="majorHAnsi" w:cstheme="majorBidi" w:ascii="Aptos" w:hAnsi="Aptos" w:eastAsia="Yu Gothic"/>
       <w:b/>
       <w:bCs/>
-      <w:color w:val="4F81BD" w:themeColor="accent1"/>
+      <w:color w:val="1F4E79"/>
     </w:rPr>
   </w:style>
   <w:style w:type="paragraph" w:styleId="Heading4">

--- a/tools/l30-bas/practical-sheets/L30_FRM_I01_Incident_Review_Template_JP.docx
+++ b/tools/l30-bas/practical-sheets/L30_FRM_I01_Incident_Review_Template_JP.docx
@@ -4,230 +4,101 @@
   <w:body>
     <w:p>
       <w:pPr>
-        <w:spacing w:line="252" w:lineRule="auto" w:before="0" w:after="40"/>
-        <w:jc w:val="center"/>
+        <w:spacing w:after="40" w:before="100"/>
+        <w:jc w:val="left"/>
       </w:pPr>
       <w:r>
         <w:rPr>
-          <w:rFonts w:ascii="Aptos" w:hAnsi="Aptos" w:eastAsia="Yu Gothic"/>
+          <w:rFonts w:ascii="Noto Sans CJK JP" w:hAnsi="Noto Sans CJK JP" w:eastAsia="Noto Sans CJK JP"/>
           <w:b/>
-          <w:color w:val="1F4E79"/>
-          <w:sz w:val="31"/>
+          <w:sz w:val="20"/>
+          <w:lang w:val="ja-JP" w:eastAsia="ja-JP"/>
         </w:rPr>
         <w:t>L30_FRM_I01：事故レビュー記録表</w:t>
       </w:r>
     </w:p>
     <w:p>
       <w:pPr>
-        <w:spacing w:line="252" w:lineRule="auto" w:before="0" w:after="140"/>
-        <w:jc w:val="center"/>
+        <w:tabs>
+          <w:tab w:pos="10205" w:val="right"/>
+        </w:tabs>
+        <w:spacing w:after="40" w:before="100"/>
       </w:pPr>
       <w:r>
         <w:rPr>
-          <w:rFonts w:ascii="Aptos" w:hAnsi="Aptos" w:eastAsia="Yu Gothic"/>
+          <w:rFonts w:ascii="Noto Sans CJK JP" w:hAnsi="Noto Sans CJK JP" w:eastAsia="Noto Sans CJK JP"/>
           <w:b/>
-          <w:i/>
-          <w:color w:val="5B6770"/>
-          <w:sz w:val="19"/>
+          <w:sz w:val="20"/>
+          <w:lang w:val="ja-JP" w:eastAsia="ja-JP"/>
         </w:rPr>
         <w:t>L30_FRM 実務帳票</w:t>
+      </w:r>
+      <w:r>
+        <w:rPr>
+          <w:rFonts w:ascii="Noto Sans CJK JP" w:hAnsi="Noto Sans CJK JP" w:eastAsia="Noto Sans CJK JP"/>
+          <w:b/>
+          <w:sz w:val="20"/>
+          <w:lang w:val="ja-JP" w:eastAsia="ja-JP"/>
+        </w:rPr>
+        <w:tab/>
+      </w:r>
+      <w:r>
+        <w:rPr>
+          <w:rFonts w:ascii="Noto Sans CJK JP" w:hAnsi="Noto Sans CJK JP" w:eastAsia="Noto Sans CJK JP"/>
+          <w:b/>
+          <w:sz w:val="20"/>
+          <w:lang w:val="ja-JP" w:eastAsia="ja-JP"/>
+        </w:rPr>
+        <w:t>DocID: L30-FRM-I01 (v1.0.1 JP)</w:t>
       </w:r>
     </w:p>
     <w:tbl>
       <w:tblPr>
         <w:tblStyle w:val="TableGrid"/>
-        <w:tblW w:type="pct" w:w="5000"/>
+        <w:tblW w:type="auto" w:w="0"/>
         <w:jc w:val="center"/>
+        <w:tblLayout w:type="fixed"/>
         <w:tblLook w:firstColumn="1" w:firstRow="1" w:lastColumn="0" w:lastRow="0" w:noHBand="0" w:noVBand="1" w:val="04A0"/>
+        <w:tblBorders>
+          <w:top w:val="single" w:sz="6" w:space="0" w:color="BFBFBF"/>
+          <w:left w:val="single" w:sz="6" w:space="0" w:color="BFBFBF"/>
+          <w:bottom w:val="single" w:sz="6" w:space="0" w:color="BFBFBF"/>
+          <w:right w:val="single" w:sz="6" w:space="0" w:color="BFBFBF"/>
+          <w:insideH w:val="single" w:sz="6" w:space="0" w:color="BFBFBF"/>
+          <w:insideV w:val="single" w:sz="6" w:space="0" w:color="BFBFBF"/>
+        </w:tblBorders>
       </w:tblPr>
       <w:tblGrid>
-        <w:gridCol w:w="5103"/>
-        <w:gridCol w:w="5103"/>
+        <w:gridCol w:w="2948"/>
+        <w:gridCol w:w="7144"/>
       </w:tblGrid>
       <w:tr>
         <w:trPr>
-          <w:trHeight w:val="363" w:hRule="atLeast"/>
+          <w:trHeight w:val="351" w:hRule="atLeast"/>
         </w:trPr>
         <w:tc>
           <w:tcPr>
-            <w:tcW w:type="dxa" w:w="5103"/>
+            <w:tcW w:type="dxa" w:w="2948"/>
             <w:vAlign w:val="center"/>
-            <w:tcMar>
-              <w:top w:w="70" w:type="dxa"/>
-              <w:start w:w="100" w:type="dxa"/>
-              <w:bottom w:w="70" w:type="dxa"/>
-              <w:end w:w="100" w:type="dxa"/>
-            </w:tcMar>
-            <w:shd w:fill="EAF2F8"/>
+            <w:shd w:fill="F2F2F2"/>
           </w:tcPr>
           <w:p>
             <w:pPr>
-              <w:spacing w:before="0" w:after="0"/>
+              <w:spacing w:after="0" w:before="0"/>
+              <w:rPr>
+                <w:rFonts w:ascii="Noto Sans CJK JP" w:hAnsi="Noto Sans CJK JP" w:eastAsia="Noto Sans CJK JP"/>
+                <w:sz w:val="18"/>
+                <w:szCs w:val="18"/>
+                <w:lang w:val="ja-JP" w:eastAsia="ja-JP"/>
+              </w:rPr>
             </w:pPr>
+            <w:r/>
             <w:r>
               <w:rPr>
-                <w:rFonts w:ascii="Aptos" w:hAnsi="Aptos" w:eastAsia="Yu Gothic"/>
+                <w:rFonts w:ascii="Noto Sans CJK JP" w:hAnsi="Noto Sans CJK JP" w:eastAsia="Noto Sans CJK JP"/>
                 <w:b/>
-                <w:color w:val="1F4E79"/>
-                <w:sz w:val="17"/>
-              </w:rPr>
-            </w:r>
-            <w:r>
-              <w:rPr>
-                <w:rFonts w:ascii="Aptos" w:hAnsi="Aptos" w:eastAsia="Yu Gothic"/>
-                <w:b/>
-                <w:color w:val="1F4E79"/>
-                <w:sz w:val="17"/>
-              </w:rPr>
-              <w:t>文書ID</w:t>
-            </w:r>
-          </w:p>
-        </w:tc>
-        <w:tc>
-          <w:tcPr>
-            <w:tcW w:type="dxa" w:w="5103"/>
-            <w:vAlign w:val="center"/>
-            <w:tcMar>
-              <w:top w:w="70" w:type="dxa"/>
-              <w:start w:w="100" w:type="dxa"/>
-              <w:bottom w:w="70" w:type="dxa"/>
-              <w:end w:w="100" w:type="dxa"/>
-            </w:tcMar>
-            <w:shd w:fill="FFFFFF"/>
-          </w:tcPr>
-          <w:p>
-            <w:pPr>
-              <w:spacing w:before="0" w:after="0"/>
-            </w:pPr>
-            <w:r>
-              <w:rPr>
-                <w:rFonts w:ascii="Aptos" w:hAnsi="Aptos" w:eastAsia="Yu Gothic"/>
-                <w:b w:val="0"/>
-                <w:color w:val="000000"/>
-                <w:sz w:val="17"/>
-              </w:rPr>
-            </w:r>
-            <w:r>
-              <w:rPr>
-                <w:rFonts w:ascii="Aptos" w:hAnsi="Aptos" w:eastAsia="Yu Gothic"/>
-                <w:b w:val="0"/>
-                <w:color w:val="000000"/>
-                <w:sz w:val="17"/>
-              </w:rPr>
-              <w:t>L30_FRM_I01</w:t>
-            </w:r>
-          </w:p>
-        </w:tc>
-      </w:tr>
-      <w:tr>
-        <w:trPr>
-          <w:trHeight w:val="363" w:hRule="atLeast"/>
-        </w:trPr>
-        <w:tc>
-          <w:tcPr>
-            <w:tcW w:type="dxa" w:w="5103"/>
-            <w:vAlign w:val="center"/>
-            <w:tcMar>
-              <w:top w:w="70" w:type="dxa"/>
-              <w:start w:w="100" w:type="dxa"/>
-              <w:bottom w:w="70" w:type="dxa"/>
-              <w:end w:w="100" w:type="dxa"/>
-            </w:tcMar>
-            <w:shd w:fill="EAF2F8"/>
-          </w:tcPr>
-          <w:p>
-            <w:pPr>
-              <w:spacing w:before="0" w:after="0"/>
-            </w:pPr>
-            <w:r>
-              <w:rPr>
-                <w:rFonts w:ascii="Aptos" w:hAnsi="Aptos" w:eastAsia="Yu Gothic"/>
-                <w:b/>
-                <w:color w:val="1F4E79"/>
-                <w:sz w:val="17"/>
-              </w:rPr>
-            </w:r>
-            <w:r>
-              <w:rPr>
-                <w:rFonts w:ascii="Aptos" w:hAnsi="Aptos" w:eastAsia="Yu Gothic"/>
-                <w:b/>
-                <w:color w:val="1F4E79"/>
-                <w:sz w:val="17"/>
-              </w:rPr>
-              <w:t>バージョン</w:t>
-            </w:r>
-          </w:p>
-        </w:tc>
-        <w:tc>
-          <w:tcPr>
-            <w:tcW w:type="dxa" w:w="5103"/>
-            <w:vAlign w:val="center"/>
-            <w:tcMar>
-              <w:top w:w="70" w:type="dxa"/>
-              <w:start w:w="100" w:type="dxa"/>
-              <w:bottom w:w="70" w:type="dxa"/>
-              <w:end w:w="100" w:type="dxa"/>
-            </w:tcMar>
-            <w:shd w:fill="FFFFFF"/>
-          </w:tcPr>
-          <w:p>
-            <w:pPr>
-              <w:spacing w:before="0" w:after="0"/>
-            </w:pPr>
-            <w:r>
-              <w:rPr>
-                <w:rFonts w:ascii="Aptos" w:hAnsi="Aptos" w:eastAsia="Yu Gothic"/>
-                <w:b w:val="0"/>
-                <w:color w:val="000000"/>
-                <w:sz w:val="17"/>
-              </w:rPr>
-            </w:r>
-            <w:r>
-              <w:rPr>
-                <w:rFonts w:ascii="Aptos" w:hAnsi="Aptos" w:eastAsia="Yu Gothic"/>
-                <w:b w:val="0"/>
-                <w:color w:val="000000"/>
-                <w:sz w:val="17"/>
-              </w:rPr>
-              <w:t>1.0.1</w:t>
-            </w:r>
-          </w:p>
-        </w:tc>
-      </w:tr>
-      <w:tr>
-        <w:trPr>
-          <w:trHeight w:val="363" w:hRule="atLeast"/>
-        </w:trPr>
-        <w:tc>
-          <w:tcPr>
-            <w:tcW w:type="dxa" w:w="5103"/>
-            <w:vAlign w:val="center"/>
-            <w:tcMar>
-              <w:top w:w="70" w:type="dxa"/>
-              <w:start w:w="100" w:type="dxa"/>
-              <w:bottom w:w="70" w:type="dxa"/>
-              <w:end w:w="100" w:type="dxa"/>
-            </w:tcMar>
-            <w:shd w:fill="EAF2F8"/>
-          </w:tcPr>
-          <w:p>
-            <w:pPr>
-              <w:spacing w:before="0" w:after="0"/>
-            </w:pPr>
-            <w:r>
-              <w:rPr>
-                <w:rFonts w:ascii="Aptos" w:hAnsi="Aptos" w:eastAsia="Yu Gothic"/>
-                <w:b/>
-                <w:color w:val="1F4E79"/>
-                <w:sz w:val="17"/>
-              </w:rPr>
-            </w:r>
-            <w:r>
-              <w:rPr>
-                <w:rFonts w:ascii="Aptos" w:hAnsi="Aptos" w:eastAsia="Yu Gothic"/>
-                <w:b/>
-                <w:color w:val="1F4E79"/>
-                <w:sz w:val="17"/>
+                <w:sz w:val="18"/>
+                <w:lang w:val="ja-JP" w:eastAsia="ja-JP"/>
               </w:rPr>
               <w:t>レビュー日</w:t>
             </w:r>
@@ -235,74 +106,50 @@
         </w:tc>
         <w:tc>
           <w:tcPr>
-            <w:tcW w:type="dxa" w:w="5103"/>
+            <w:tcW w:type="dxa" w:w="7144"/>
             <w:vAlign w:val="center"/>
-            <w:tcMar>
-              <w:top w:w="70" w:type="dxa"/>
-              <w:start w:w="100" w:type="dxa"/>
-              <w:bottom w:w="70" w:type="dxa"/>
-              <w:end w:w="100" w:type="dxa"/>
-            </w:tcMar>
-            <w:shd w:fill="FFFFFF"/>
           </w:tcPr>
           <w:p>
             <w:pPr>
-              <w:spacing w:before="0" w:after="0"/>
+              <w:spacing w:after="0" w:before="0"/>
+              <w:rPr>
+                <w:rFonts w:ascii="Noto Sans CJK JP" w:hAnsi="Noto Sans CJK JP" w:eastAsia="Noto Sans CJK JP"/>
+                <w:sz w:val="21"/>
+                <w:szCs w:val="21"/>
+                <w:lang w:val="ja-JP" w:eastAsia="ja-JP"/>
+              </w:rPr>
             </w:pPr>
-            <w:r>
-              <w:rPr>
-                <w:rFonts w:ascii="Aptos" w:hAnsi="Aptos" w:eastAsia="Yu Gothic"/>
-                <w:b w:val="0"/>
-                <w:color w:val="000000"/>
-                <w:sz w:val="17"/>
-              </w:rPr>
-            </w:r>
-            <w:r>
-              <w:rPr>
-                <w:rFonts w:ascii="Aptos" w:hAnsi="Aptos" w:eastAsia="Yu Gothic"/>
-                <w:b w:val="0"/>
-                <w:color w:val="000000"/>
-                <w:sz w:val="17"/>
-              </w:rPr>
-              <w:t>____________________________</w:t>
-            </w:r>
+            <w:r/>
           </w:p>
         </w:tc>
       </w:tr>
       <w:tr>
         <w:trPr>
-          <w:trHeight w:val="363" w:hRule="atLeast"/>
+          <w:trHeight w:val="351" w:hRule="atLeast"/>
         </w:trPr>
         <w:tc>
           <w:tcPr>
-            <w:tcW w:type="dxa" w:w="5103"/>
+            <w:tcW w:type="dxa" w:w="2948"/>
             <w:vAlign w:val="center"/>
-            <w:tcMar>
-              <w:top w:w="70" w:type="dxa"/>
-              <w:start w:w="100" w:type="dxa"/>
-              <w:bottom w:w="70" w:type="dxa"/>
-              <w:end w:w="100" w:type="dxa"/>
-            </w:tcMar>
-            <w:shd w:fill="EAF2F8"/>
+            <w:shd w:fill="F2F2F2"/>
           </w:tcPr>
           <w:p>
             <w:pPr>
-              <w:spacing w:before="0" w:after="0"/>
+              <w:spacing w:after="0" w:before="0"/>
+              <w:rPr>
+                <w:rFonts w:ascii="Noto Sans CJK JP" w:hAnsi="Noto Sans CJK JP" w:eastAsia="Noto Sans CJK JP"/>
+                <w:sz w:val="18"/>
+                <w:szCs w:val="18"/>
+                <w:lang w:val="ja-JP" w:eastAsia="ja-JP"/>
+              </w:rPr>
             </w:pPr>
+            <w:r/>
             <w:r>
               <w:rPr>
-                <w:rFonts w:ascii="Aptos" w:hAnsi="Aptos" w:eastAsia="Yu Gothic"/>
+                <w:rFonts w:ascii="Noto Sans CJK JP" w:hAnsi="Noto Sans CJK JP" w:eastAsia="Noto Sans CJK JP"/>
                 <w:b/>
-                <w:color w:val="1F4E79"/>
-                <w:sz w:val="17"/>
-              </w:rPr>
-            </w:r>
-            <w:r>
-              <w:rPr>
-                <w:rFonts w:ascii="Aptos" w:hAnsi="Aptos" w:eastAsia="Yu Gothic"/>
-                <w:b/>
-                <w:color w:val="1F4E79"/>
-                <w:sz w:val="17"/>
+                <w:sz w:val="18"/>
+                <w:lang w:val="ja-JP" w:eastAsia="ja-JP"/>
               </w:rPr>
               <w:t>レビュー担当者/組織</w:t>
             </w:r>
@@ -310,74 +157,50 @@
         </w:tc>
         <w:tc>
           <w:tcPr>
-            <w:tcW w:type="dxa" w:w="5103"/>
+            <w:tcW w:type="dxa" w:w="7144"/>
             <w:vAlign w:val="center"/>
-            <w:tcMar>
-              <w:top w:w="70" w:type="dxa"/>
-              <w:start w:w="100" w:type="dxa"/>
-              <w:bottom w:w="70" w:type="dxa"/>
-              <w:end w:w="100" w:type="dxa"/>
-            </w:tcMar>
-            <w:shd w:fill="FFFFFF"/>
           </w:tcPr>
           <w:p>
             <w:pPr>
-              <w:spacing w:before="0" w:after="0"/>
+              <w:spacing w:after="0" w:before="0"/>
+              <w:rPr>
+                <w:rFonts w:ascii="Noto Sans CJK JP" w:hAnsi="Noto Sans CJK JP" w:eastAsia="Noto Sans CJK JP"/>
+                <w:sz w:val="21"/>
+                <w:szCs w:val="21"/>
+                <w:lang w:val="ja-JP" w:eastAsia="ja-JP"/>
+              </w:rPr>
             </w:pPr>
-            <w:r>
-              <w:rPr>
-                <w:rFonts w:ascii="Aptos" w:hAnsi="Aptos" w:eastAsia="Yu Gothic"/>
-                <w:b w:val="0"/>
-                <w:color w:val="000000"/>
-                <w:sz w:val="17"/>
-              </w:rPr>
-            </w:r>
-            <w:r>
-              <w:rPr>
-                <w:rFonts w:ascii="Aptos" w:hAnsi="Aptos" w:eastAsia="Yu Gothic"/>
-                <w:b w:val="0"/>
-                <w:color w:val="000000"/>
-                <w:sz w:val="17"/>
-              </w:rPr>
-              <w:t>____________________________</w:t>
-            </w:r>
+            <w:r/>
           </w:p>
         </w:tc>
       </w:tr>
       <w:tr>
         <w:trPr>
-          <w:trHeight w:val="363" w:hRule="atLeast"/>
+          <w:trHeight w:val="351" w:hRule="atLeast"/>
         </w:trPr>
         <w:tc>
           <w:tcPr>
-            <w:tcW w:type="dxa" w:w="5103"/>
+            <w:tcW w:type="dxa" w:w="2948"/>
             <w:vAlign w:val="center"/>
-            <w:tcMar>
-              <w:top w:w="70" w:type="dxa"/>
-              <w:start w:w="100" w:type="dxa"/>
-              <w:bottom w:w="70" w:type="dxa"/>
-              <w:end w:w="100" w:type="dxa"/>
-            </w:tcMar>
-            <w:shd w:fill="EAF2F8"/>
+            <w:shd w:fill="F2F2F2"/>
           </w:tcPr>
           <w:p>
             <w:pPr>
-              <w:spacing w:before="0" w:after="0"/>
+              <w:spacing w:after="0" w:before="0"/>
+              <w:rPr>
+                <w:rFonts w:ascii="Noto Sans CJK JP" w:hAnsi="Noto Sans CJK JP" w:eastAsia="Noto Sans CJK JP"/>
+                <w:sz w:val="18"/>
+                <w:szCs w:val="18"/>
+                <w:lang w:val="ja-JP" w:eastAsia="ja-JP"/>
+              </w:rPr>
             </w:pPr>
+            <w:r/>
             <w:r>
               <w:rPr>
-                <w:rFonts w:ascii="Aptos" w:hAnsi="Aptos" w:eastAsia="Yu Gothic"/>
+                <w:rFonts w:ascii="Noto Sans CJK JP" w:hAnsi="Noto Sans CJK JP" w:eastAsia="Noto Sans CJK JP"/>
                 <w:b/>
-                <w:color w:val="1F4E79"/>
-                <w:sz w:val="17"/>
-              </w:rPr>
-            </w:r>
-            <w:r>
-              <w:rPr>
-                <w:rFonts w:ascii="Aptos" w:hAnsi="Aptos" w:eastAsia="Yu Gothic"/>
-                <w:b/>
-                <w:color w:val="1F4E79"/>
-                <w:sz w:val="17"/>
+                <w:sz w:val="18"/>
+                <w:lang w:val="ja-JP" w:eastAsia="ja-JP"/>
               </w:rPr>
               <w:t>対象システム/案件ID</w:t>
             </w:r>
@@ -385,74 +208,50 @@
         </w:tc>
         <w:tc>
           <w:tcPr>
-            <w:tcW w:type="dxa" w:w="5103"/>
+            <w:tcW w:type="dxa" w:w="7144"/>
             <w:vAlign w:val="center"/>
-            <w:tcMar>
-              <w:top w:w="70" w:type="dxa"/>
-              <w:start w:w="100" w:type="dxa"/>
-              <w:bottom w:w="70" w:type="dxa"/>
-              <w:end w:w="100" w:type="dxa"/>
-            </w:tcMar>
-            <w:shd w:fill="FFFFFF"/>
           </w:tcPr>
           <w:p>
             <w:pPr>
-              <w:spacing w:before="0" w:after="0"/>
+              <w:spacing w:after="0" w:before="0"/>
+              <w:rPr>
+                <w:rFonts w:ascii="Noto Sans CJK JP" w:hAnsi="Noto Sans CJK JP" w:eastAsia="Noto Sans CJK JP"/>
+                <w:sz w:val="21"/>
+                <w:szCs w:val="21"/>
+                <w:lang w:val="ja-JP" w:eastAsia="ja-JP"/>
+              </w:rPr>
             </w:pPr>
-            <w:r>
-              <w:rPr>
-                <w:rFonts w:ascii="Aptos" w:hAnsi="Aptos" w:eastAsia="Yu Gothic"/>
-                <w:b w:val="0"/>
-                <w:color w:val="000000"/>
-                <w:sz w:val="17"/>
-              </w:rPr>
-            </w:r>
-            <w:r>
-              <w:rPr>
-                <w:rFonts w:ascii="Aptos" w:hAnsi="Aptos" w:eastAsia="Yu Gothic"/>
-                <w:b w:val="0"/>
-                <w:color w:val="000000"/>
-                <w:sz w:val="17"/>
-              </w:rPr>
-              <w:t>____________________________</w:t>
-            </w:r>
+            <w:r/>
           </w:p>
         </w:tc>
       </w:tr>
       <w:tr>
         <w:trPr>
-          <w:trHeight w:val="363" w:hRule="atLeast"/>
+          <w:trHeight w:val="351" w:hRule="atLeast"/>
         </w:trPr>
         <w:tc>
           <w:tcPr>
-            <w:tcW w:type="dxa" w:w="5103"/>
+            <w:tcW w:type="dxa" w:w="2948"/>
             <w:vAlign w:val="center"/>
-            <w:tcMar>
-              <w:top w:w="70" w:type="dxa"/>
-              <w:start w:w="100" w:type="dxa"/>
-              <w:bottom w:w="70" w:type="dxa"/>
-              <w:end w:w="100" w:type="dxa"/>
-            </w:tcMar>
-            <w:shd w:fill="EAF2F8"/>
+            <w:shd w:fill="F2F2F2"/>
           </w:tcPr>
           <w:p>
             <w:pPr>
-              <w:spacing w:before="0" w:after="0"/>
+              <w:spacing w:after="0" w:before="0"/>
+              <w:rPr>
+                <w:rFonts w:ascii="Noto Sans CJK JP" w:hAnsi="Noto Sans CJK JP" w:eastAsia="Noto Sans CJK JP"/>
+                <w:sz w:val="18"/>
+                <w:szCs w:val="18"/>
+                <w:lang w:val="ja-JP" w:eastAsia="ja-JP"/>
+              </w:rPr>
             </w:pPr>
+            <w:r/>
             <w:r>
               <w:rPr>
-                <w:rFonts w:ascii="Aptos" w:hAnsi="Aptos" w:eastAsia="Yu Gothic"/>
+                <w:rFonts w:ascii="Noto Sans CJK JP" w:hAnsi="Noto Sans CJK JP" w:eastAsia="Noto Sans CJK JP"/>
                 <w:b/>
-                <w:color w:val="1F4E79"/>
-                <w:sz w:val="17"/>
-              </w:rPr>
-            </w:r>
-            <w:r>
-              <w:rPr>
-                <w:rFonts w:ascii="Aptos" w:hAnsi="Aptos" w:eastAsia="Yu Gothic"/>
-                <w:b/>
-                <w:color w:val="1F4E79"/>
-                <w:sz w:val="17"/>
+                <w:sz w:val="18"/>
+                <w:lang w:val="ja-JP" w:eastAsia="ja-JP"/>
               </w:rPr>
               <w:t>事故/懸念発生日</w:t>
             </w:r>
@@ -460,74 +259,50 @@
         </w:tc>
         <w:tc>
           <w:tcPr>
-            <w:tcW w:type="dxa" w:w="5103"/>
+            <w:tcW w:type="dxa" w:w="7144"/>
             <w:vAlign w:val="center"/>
-            <w:tcMar>
-              <w:top w:w="70" w:type="dxa"/>
-              <w:start w:w="100" w:type="dxa"/>
-              <w:bottom w:w="70" w:type="dxa"/>
-              <w:end w:w="100" w:type="dxa"/>
-            </w:tcMar>
-            <w:shd w:fill="FFFFFF"/>
           </w:tcPr>
           <w:p>
             <w:pPr>
-              <w:spacing w:before="0" w:after="0"/>
+              <w:spacing w:after="0" w:before="0"/>
+              <w:rPr>
+                <w:rFonts w:ascii="Noto Sans CJK JP" w:hAnsi="Noto Sans CJK JP" w:eastAsia="Noto Sans CJK JP"/>
+                <w:sz w:val="21"/>
+                <w:szCs w:val="21"/>
+                <w:lang w:val="ja-JP" w:eastAsia="ja-JP"/>
+              </w:rPr>
             </w:pPr>
-            <w:r>
-              <w:rPr>
-                <w:rFonts w:ascii="Aptos" w:hAnsi="Aptos" w:eastAsia="Yu Gothic"/>
-                <w:b w:val="0"/>
-                <w:color w:val="000000"/>
-                <w:sz w:val="17"/>
-              </w:rPr>
-            </w:r>
-            <w:r>
-              <w:rPr>
-                <w:rFonts w:ascii="Aptos" w:hAnsi="Aptos" w:eastAsia="Yu Gothic"/>
-                <w:b w:val="0"/>
-                <w:color w:val="000000"/>
-                <w:sz w:val="17"/>
-              </w:rPr>
-              <w:t>____________________________</w:t>
-            </w:r>
+            <w:r/>
           </w:p>
         </w:tc>
       </w:tr>
       <w:tr>
         <w:trPr>
-          <w:trHeight w:val="363" w:hRule="atLeast"/>
+          <w:trHeight w:val="351" w:hRule="atLeast"/>
         </w:trPr>
         <w:tc>
           <w:tcPr>
-            <w:tcW w:type="dxa" w:w="5103"/>
+            <w:tcW w:type="dxa" w:w="2948"/>
             <w:vAlign w:val="center"/>
-            <w:tcMar>
-              <w:top w:w="70" w:type="dxa"/>
-              <w:start w:w="100" w:type="dxa"/>
-              <w:bottom w:w="70" w:type="dxa"/>
-              <w:end w:w="100" w:type="dxa"/>
-            </w:tcMar>
-            <w:shd w:fill="EAF2F8"/>
+            <w:shd w:fill="F2F2F2"/>
           </w:tcPr>
           <w:p>
             <w:pPr>
-              <w:spacing w:before="0" w:after="0"/>
+              <w:spacing w:after="0" w:before="0"/>
+              <w:rPr>
+                <w:rFonts w:ascii="Noto Sans CJK JP" w:hAnsi="Noto Sans CJK JP" w:eastAsia="Noto Sans CJK JP"/>
+                <w:sz w:val="18"/>
+                <w:szCs w:val="18"/>
+                <w:lang w:val="ja-JP" w:eastAsia="ja-JP"/>
+              </w:rPr>
             </w:pPr>
+            <w:r/>
             <w:r>
               <w:rPr>
-                <w:rFonts w:ascii="Aptos" w:hAnsi="Aptos" w:eastAsia="Yu Gothic"/>
+                <w:rFonts w:ascii="Noto Sans CJK JP" w:hAnsi="Noto Sans CJK JP" w:eastAsia="Noto Sans CJK JP"/>
                 <w:b/>
-                <w:color w:val="1F4E79"/>
-                <w:sz w:val="17"/>
-              </w:rPr>
-            </w:r>
-            <w:r>
-              <w:rPr>
-                <w:rFonts w:ascii="Aptos" w:hAnsi="Aptos" w:eastAsia="Yu Gothic"/>
-                <w:b/>
-                <w:color w:val="1F4E79"/>
-                <w:sz w:val="17"/>
+                <w:sz w:val="18"/>
+                <w:lang w:val="ja-JP" w:eastAsia="ja-JP"/>
               </w:rPr>
               <w:t>目的</w:t>
             </w:r>
@@ -535,74 +310,60 @@
         </w:tc>
         <w:tc>
           <w:tcPr>
-            <w:tcW w:type="dxa" w:w="5103"/>
+            <w:tcW w:type="dxa" w:w="7144"/>
             <w:vAlign w:val="center"/>
-            <w:tcMar>
-              <w:top w:w="70" w:type="dxa"/>
-              <w:start w:w="100" w:type="dxa"/>
-              <w:bottom w:w="70" w:type="dxa"/>
-              <w:end w:w="100" w:type="dxa"/>
-            </w:tcMar>
-            <w:shd w:fill="FFFFFF"/>
           </w:tcPr>
           <w:p>
             <w:pPr>
-              <w:spacing w:before="0" w:after="0"/>
+              <w:spacing w:after="0" w:before="0"/>
+              <w:rPr>
+                <w:rFonts w:ascii="Noto Sans CJK JP" w:hAnsi="Noto Sans CJK JP" w:eastAsia="Noto Sans CJK JP"/>
+                <w:sz w:val="17"/>
+                <w:szCs w:val="17"/>
+                <w:lang w:val="ja-JP" w:eastAsia="ja-JP"/>
+              </w:rPr>
             </w:pPr>
             <w:r>
-              <w:rPr>
-                <w:rFonts w:ascii="Aptos" w:hAnsi="Aptos" w:eastAsia="Yu Gothic"/>
-                <w:b w:val="0"/>
-                <w:color w:val="000000"/>
-                <w:sz w:val="17"/>
-              </w:rPr>
+              <w:t>Boundary Kernel準拠の事故・準事故・境界失敗懸念記録帳票。</w:t>
             </w:r>
             <w:r>
               <w:rPr>
-                <w:rFonts w:ascii="Aptos" w:hAnsi="Aptos" w:eastAsia="Yu Gothic"/>
+                <w:rFonts w:ascii="Noto Sans CJK JP" w:hAnsi="Noto Sans CJK JP" w:eastAsia="Noto Sans CJK JP"/>
                 <w:b w:val="0"/>
-                <w:color w:val="000000"/>
                 <w:sz w:val="17"/>
+                <w:lang w:val="ja-JP" w:eastAsia="ja-JP"/>
               </w:rPr>
-              <w:t>事故・準事故・境界失敗懸念を、LUMINA-30 Boundary Kernelに沿って記録するための帳票。</w:t>
             </w:r>
           </w:p>
         </w:tc>
       </w:tr>
       <w:tr>
         <w:trPr>
-          <w:trHeight w:val="363" w:hRule="atLeast"/>
+          <w:trHeight w:val="351" w:hRule="atLeast"/>
         </w:trPr>
         <w:tc>
           <w:tcPr>
-            <w:tcW w:type="dxa" w:w="5103"/>
+            <w:tcW w:type="dxa" w:w="2948"/>
             <w:vAlign w:val="center"/>
-            <w:tcMar>
-              <w:top w:w="70" w:type="dxa"/>
-              <w:start w:w="100" w:type="dxa"/>
-              <w:bottom w:w="70" w:type="dxa"/>
-              <w:end w:w="100" w:type="dxa"/>
-            </w:tcMar>
-            <w:shd w:fill="EAF2F8"/>
+            <w:shd w:fill="F2F2F2"/>
           </w:tcPr>
           <w:p>
             <w:pPr>
-              <w:spacing w:before="0" w:after="0"/>
+              <w:spacing w:after="0" w:before="0"/>
+              <w:rPr>
+                <w:rFonts w:ascii="Noto Sans CJK JP" w:hAnsi="Noto Sans CJK JP" w:eastAsia="Noto Sans CJK JP"/>
+                <w:sz w:val="18"/>
+                <w:szCs w:val="18"/>
+                <w:lang w:val="ja-JP" w:eastAsia="ja-JP"/>
+              </w:rPr>
             </w:pPr>
+            <w:r/>
             <w:r>
               <w:rPr>
-                <w:rFonts w:ascii="Aptos" w:hAnsi="Aptos" w:eastAsia="Yu Gothic"/>
+                <w:rFonts w:ascii="Noto Sans CJK JP" w:hAnsi="Noto Sans CJK JP" w:eastAsia="Noto Sans CJK JP"/>
                 <w:b/>
-                <w:color w:val="1F4E79"/>
-                <w:sz w:val="17"/>
-              </w:rPr>
-            </w:r>
-            <w:r>
-              <w:rPr>
-                <w:rFonts w:ascii="Aptos" w:hAnsi="Aptos" w:eastAsia="Yu Gothic"/>
-                <w:b/>
-                <w:color w:val="1F4E79"/>
-                <w:sz w:val="17"/>
+                <w:sz w:val="18"/>
+                <w:lang w:val="ja-JP" w:eastAsia="ja-JP"/>
               </w:rPr>
               <w:t>状態</w:t>
             </w:r>
@@ -610,34 +371,26 @@
         </w:tc>
         <w:tc>
           <w:tcPr>
-            <w:tcW w:type="dxa" w:w="5103"/>
+            <w:tcW w:type="dxa" w:w="7144"/>
             <w:vAlign w:val="center"/>
-            <w:tcMar>
-              <w:top w:w="70" w:type="dxa"/>
-              <w:start w:w="100" w:type="dxa"/>
-              <w:bottom w:w="70" w:type="dxa"/>
-              <w:end w:w="100" w:type="dxa"/>
-            </w:tcMar>
-            <w:shd w:fill="FFFFFF"/>
           </w:tcPr>
           <w:p>
             <w:pPr>
-              <w:spacing w:before="0" w:after="0"/>
+              <w:spacing w:after="0" w:before="0"/>
+              <w:rPr>
+                <w:rFonts w:ascii="Noto Sans CJK JP" w:hAnsi="Noto Sans CJK JP" w:eastAsia="Noto Sans CJK JP"/>
+                <w:sz w:val="17"/>
+                <w:szCs w:val="17"/>
+                <w:lang w:val="ja-JP" w:eastAsia="ja-JP"/>
+              </w:rPr>
             </w:pPr>
+            <w:r/>
             <w:r>
               <w:rPr>
-                <w:rFonts w:ascii="Aptos" w:hAnsi="Aptos" w:eastAsia="Yu Gothic"/>
+                <w:rFonts w:ascii="Noto Sans CJK JP" w:hAnsi="Noto Sans CJK JP" w:eastAsia="Noto Sans CJK JP"/>
                 <w:b w:val="0"/>
-                <w:color w:val="000000"/>
                 <w:sz w:val="17"/>
-              </w:rPr>
-            </w:r>
-            <w:r>
-              <w:rPr>
-                <w:rFonts w:ascii="Aptos" w:hAnsi="Aptos" w:eastAsia="Yu Gothic"/>
-                <w:b w:val="0"/>
-                <w:color w:val="000000"/>
-                <w:sz w:val="17"/>
+                <w:lang w:val="ja-JP" w:eastAsia="ja-JP"/>
               </w:rPr>
               <w:t>認証ではない実務レビュー用帳票</w:t>
             </w:r>
@@ -647,30 +400,28 @@
     </w:tbl>
     <w:p>
       <w:pPr>
-        <w:spacing w:line="252" w:lineRule="auto" w:before="0" w:after="64"/>
-        <w:ind w:left="102" w:right="102"/>
+        <w:spacing w:before="0" w:after="60" w:line="240" w:lineRule="auto"/>
       </w:pPr>
       <w:r>
         <w:rPr>
-          <w:rFonts w:ascii="Aptos" w:hAnsi="Aptos" w:eastAsia="Yu Gothic"/>
+          <w:rFonts w:ascii="Noto Sans CJK JP" w:hAnsi="Noto Sans CJK JP" w:eastAsia="Noto Sans CJK JP"/>
           <w:b w:val="0"/>
-          <w:color w:val="333333"/>
-          <w:sz w:val="17"/>
+          <w:sz w:val="18"/>
+          <w:lang w:val="ja-JP" w:eastAsia="ja-JP"/>
         </w:rPr>
         <w:t>事故、準事故、境界失敗懸念の後に使用します。</w:t>
       </w:r>
     </w:p>
     <w:p>
       <w:pPr>
-        <w:spacing w:line="252" w:lineRule="auto" w:before="0" w:after="64"/>
-        <w:ind w:left="102" w:right="102"/>
+        <w:spacing w:before="0" w:after="60" w:line="240" w:lineRule="auto"/>
       </w:pPr>
       <w:r>
         <w:rPr>
-          <w:rFonts w:ascii="Aptos" w:hAnsi="Aptos" w:eastAsia="Yu Gothic"/>
+          <w:rFonts w:ascii="Noto Sans CJK JP" w:hAnsi="Noto Sans CJK JP" w:eastAsia="Noto Sans CJK JP"/>
           <w:b w:val="0"/>
-          <w:color w:val="333333"/>
-          <w:sz w:val="17"/>
+          <w:sz w:val="18"/>
+          <w:lang w:val="ja-JP" w:eastAsia="ja-JP"/>
         </w:rPr>
         <w:t>レビューの焦点は、結果が後から有益に見えたかではなく、不可逆化前に有効な人間拒否が可能だったかです。</w:t>
       </w:r>
@@ -678,18 +429,14 @@
     <w:p>
       <w:pPr>
         <w:pStyle w:val="Heading1"/>
-        <w:spacing w:line="252" w:lineRule="auto" w:before="140" w:after="80"/>
-        <w:shd w:fill="DDEBF7"/>
-        <w:pBdr>
-          <w:bottom w:val="single" w:sz="8" w:space="2" w:color="9EADBD"/>
-        </w:pBdr>
+        <w:spacing w:before="140" w:after="80" w:line="240" w:lineRule="auto"/>
       </w:pPr>
       <w:r>
         <w:rPr>
-          <w:rFonts w:ascii="Aptos" w:hAnsi="Aptos" w:eastAsia="Yu Gothic"/>
+          <w:rFonts w:ascii="Noto Sans CJK JP" w:hAnsi="Noto Sans CJK JP" w:eastAsia="Noto Sans CJK JP"/>
           <w:b/>
-          <w:color w:val="1F4E79"/>
-          <w:sz w:val="22"/>
+          <w:sz w:val="24"/>
+          <w:lang w:val="ja-JP" w:eastAsia="ja-JP"/>
         </w:rPr>
         <w:t>チェック項目</w:t>
       </w:r>
@@ -697,26 +444,22 @@
     <w:p>
       <w:pPr>
         <w:pStyle w:val="Heading2"/>
-        <w:spacing w:line="252" w:lineRule="auto" w:before="120" w:after="60"/>
-        <w:shd w:fill="F2F6FA"/>
-        <w:pBdr>
-          <w:bottom w:val="single" w:sz="6" w:space="2" w:color="D8E1EA"/>
-        </w:pBdr>
+        <w:spacing w:before="100" w:after="40"/>
       </w:pPr>
       <w:r>
         <w:rPr>
-          <w:rFonts w:ascii="Aptos" w:hAnsi="Aptos" w:eastAsia="Yu Gothic"/>
+          <w:rFonts w:ascii="Noto Sans CJK JP" w:hAnsi="Noto Sans CJK JP" w:eastAsia="Noto Sans CJK JP"/>
           <w:b/>
-          <w:color w:val="1F4E79"/>
           <w:sz w:val="20"/>
+          <w:lang w:val="ja-JP" w:eastAsia="ja-JP"/>
         </w:rPr>
         <w:t>事故文脈</w:t>
       </w:r>
     </w:p>
     <w:p>
       <w:pPr>
-        <w:spacing w:line="252" w:lineRule="auto" w:before="0" w:after="72"/>
-        <w:ind w:left="329" w:hanging="238"/>
+        <w:spacing w:before="0" w:after="40"/>
+        <w:ind w:left="0" w:firstLine="0"/>
       </w:pPr>
       <w:sdt>
         <w:sdtPr>
@@ -736,18 +479,18 @@
       </w:sdt>
       <w:r>
         <w:rPr>
-          <w:rFonts w:ascii="Aptos" w:hAnsi="Aptos" w:eastAsia="Yu Gothic"/>
+          <w:rFonts w:ascii="Noto Sans CJK JP" w:hAnsi="Noto Sans CJK JP" w:eastAsia="Noto Sans CJK JP"/>
           <w:b w:val="0"/>
-          <w:color w:val="1A1A1A"/>
-          <w:sz w:val="17"/>
+          <w:sz w:val="18"/>
+          <w:lang w:val="ja-JP" w:eastAsia="ja-JP"/>
         </w:rPr>
         <w:t xml:space="preserve"> 事故日、システム名、導入文脈、レビュー担当者を記録した。</w:t>
       </w:r>
     </w:p>
     <w:p>
       <w:pPr>
-        <w:spacing w:line="252" w:lineRule="auto" w:before="0" w:after="72"/>
-        <w:ind w:left="329" w:hanging="238"/>
+        <w:spacing w:before="0" w:after="40"/>
+        <w:ind w:left="0" w:firstLine="0"/>
       </w:pPr>
       <w:sdt>
         <w:sdtPr>
@@ -767,18 +510,18 @@
       </w:sdt>
       <w:r>
         <w:rPr>
-          <w:rFonts w:ascii="Aptos" w:hAnsi="Aptos" w:eastAsia="Yu Gothic"/>
+          <w:rFonts w:ascii="Noto Sans CJK JP" w:hAnsi="Noto Sans CJK JP" w:eastAsia="Noto Sans CJK JP"/>
           <w:b w:val="0"/>
-          <w:color w:val="1A1A1A"/>
-          <w:sz w:val="17"/>
+          <w:sz w:val="18"/>
+          <w:lang w:val="ja-JP" w:eastAsia="ja-JP"/>
         </w:rPr>
         <w:t xml:space="preserve"> 影響を受けた人間、制度、管轄、運用主体を特定した。</w:t>
       </w:r>
     </w:p>
     <w:p>
       <w:pPr>
-        <w:spacing w:line="252" w:lineRule="auto" w:before="0" w:after="72"/>
-        <w:ind w:left="329" w:hanging="238"/>
+        <w:spacing w:before="0" w:after="40"/>
+        <w:ind w:left="0" w:firstLine="0"/>
       </w:pPr>
       <w:sdt>
         <w:sdtPr>
@@ -798,18 +541,18 @@
       </w:sdt>
       <w:r>
         <w:rPr>
-          <w:rFonts w:ascii="Aptos" w:hAnsi="Aptos" w:eastAsia="Yu Gothic"/>
+          <w:rFonts w:ascii="Noto Sans CJK JP" w:hAnsi="Noto Sans CJK JP" w:eastAsia="Noto Sans CJK JP"/>
           <w:b w:val="0"/>
-          <w:color w:val="1A1A1A"/>
-          <w:sz w:val="17"/>
+          <w:sz w:val="18"/>
+          <w:lang w:val="ja-JP" w:eastAsia="ja-JP"/>
         </w:rPr>
         <w:t xml:space="preserve"> 事故または準事故の時系列を記録した。</w:t>
       </w:r>
     </w:p>
     <w:p>
       <w:pPr>
-        <w:spacing w:line="252" w:lineRule="auto" w:before="0" w:after="72"/>
-        <w:ind w:left="329" w:hanging="238"/>
+        <w:spacing w:before="0" w:after="40"/>
+        <w:ind w:left="0" w:firstLine="0"/>
       </w:pPr>
       <w:sdt>
         <w:sdtPr>
@@ -829,18 +572,18 @@
       </w:sdt>
       <w:r>
         <w:rPr>
-          <w:rFonts w:ascii="Aptos" w:hAnsi="Aptos" w:eastAsia="Yu Gothic"/>
+          <w:rFonts w:ascii="Noto Sans CJK JP" w:hAnsi="Noto Sans CJK JP" w:eastAsia="Noto Sans CJK JP"/>
           <w:b w:val="0"/>
-          <w:color w:val="1A1A1A"/>
-          <w:sz w:val="17"/>
+          <w:sz w:val="18"/>
+          <w:lang w:val="ja-JP" w:eastAsia="ja-JP"/>
         </w:rPr>
         <w:t xml:space="preserve"> 不可逆化の可能地点を特定した、または Unknown と記録した。</w:t>
       </w:r>
     </w:p>
     <w:p>
       <w:pPr>
-        <w:spacing w:line="252" w:lineRule="auto" w:before="0" w:after="72"/>
-        <w:ind w:left="329" w:hanging="238"/>
+        <w:spacing w:before="0" w:after="40"/>
+        <w:ind w:left="0" w:firstLine="0"/>
       </w:pPr>
       <w:sdt>
         <w:sdtPr>
@@ -860,10 +603,10 @@
       </w:sdt>
       <w:r>
         <w:rPr>
-          <w:rFonts w:ascii="Aptos" w:hAnsi="Aptos" w:eastAsia="Yu Gothic"/>
+          <w:rFonts w:ascii="Noto Sans CJK JP" w:hAnsi="Noto Sans CJK JP" w:eastAsia="Noto Sans CJK JP"/>
           <w:b w:val="0"/>
-          <w:color w:val="1A1A1A"/>
-          <w:sz w:val="17"/>
+          <w:sz w:val="18"/>
+          <w:lang w:val="ja-JP" w:eastAsia="ja-JP"/>
         </w:rPr>
         <w:t xml:space="preserve"> 人間拒否が無効になった可能性のある最初の時点を特定した、または Unknown と記録した。</w:t>
       </w:r>
@@ -871,26 +614,22 @@
     <w:p>
       <w:pPr>
         <w:pStyle w:val="Heading2"/>
-        <w:spacing w:line="252" w:lineRule="auto" w:before="120" w:after="60"/>
-        <w:shd w:fill="F2F6FA"/>
-        <w:pBdr>
-          <w:bottom w:val="single" w:sz="6" w:space="2" w:color="D8E1EA"/>
-        </w:pBdr>
+        <w:spacing w:before="100" w:after="40"/>
       </w:pPr>
       <w:r>
         <w:rPr>
-          <w:rFonts w:ascii="Aptos" w:hAnsi="Aptos" w:eastAsia="Yu Gothic"/>
+          <w:rFonts w:ascii="Noto Sans CJK JP" w:hAnsi="Noto Sans CJK JP" w:eastAsia="Noto Sans CJK JP"/>
           <w:b/>
-          <w:color w:val="1F4E79"/>
           <w:sz w:val="20"/>
+          <w:lang w:val="ja-JP" w:eastAsia="ja-JP"/>
         </w:rPr>
         <w:t>拒否条件と制御条件</w:t>
       </w:r>
     </w:p>
     <w:p>
       <w:pPr>
-        <w:spacing w:line="252" w:lineRule="auto" w:before="0" w:after="72"/>
-        <w:ind w:left="329" w:hanging="238"/>
+        <w:spacing w:before="0" w:after="40"/>
+        <w:ind w:left="0" w:firstLine="0"/>
       </w:pPr>
       <w:sdt>
         <w:sdtPr>
@@ -910,18 +649,18 @@
       </w:sdt>
       <w:r>
         <w:rPr>
-          <w:rFonts w:ascii="Aptos" w:hAnsi="Aptos" w:eastAsia="Yu Gothic"/>
+          <w:rFonts w:ascii="Noto Sans CJK JP" w:hAnsi="Noto Sans CJK JP" w:eastAsia="Noto Sans CJK JP"/>
           <w:b w:val="0"/>
-          <w:color w:val="1A1A1A"/>
-          <w:sz w:val="17"/>
+          <w:sz w:val="18"/>
+          <w:lang w:val="ja-JP" w:eastAsia="ja-JP"/>
         </w:rPr>
         <w:t xml:space="preserve"> 人間には、不可逆的影響の前に実際に拒否する能力があった。</w:t>
       </w:r>
     </w:p>
     <w:p>
       <w:pPr>
-        <w:spacing w:line="252" w:lineRule="auto" w:before="0" w:after="72"/>
-        <w:ind w:left="329" w:hanging="238"/>
+        <w:spacing w:before="0" w:after="40"/>
+        <w:ind w:left="0" w:firstLine="0"/>
       </w:pPr>
       <w:sdt>
         <w:sdtPr>
@@ -941,18 +680,18 @@
       </w:sdt>
       <w:r>
         <w:rPr>
-          <w:rFonts w:ascii="Aptos" w:hAnsi="Aptos" w:eastAsia="Yu Gothic"/>
+          <w:rFonts w:ascii="Noto Sans CJK JP" w:hAnsi="Noto Sans CJK JP" w:eastAsia="Noto Sans CJK JP"/>
           <w:b w:val="0"/>
-          <w:color w:val="1A1A1A"/>
-          <w:sz w:val="17"/>
+          <w:sz w:val="18"/>
+          <w:lang w:val="ja-JP" w:eastAsia="ja-JP"/>
         </w:rPr>
         <w:t xml:space="preserve"> 人間には、不可逆的影響の前にシステムを延期または停止する実際の能力があった。</w:t>
       </w:r>
     </w:p>
     <w:p>
       <w:pPr>
-        <w:spacing w:line="252" w:lineRule="auto" w:before="0" w:after="72"/>
-        <w:ind w:left="329" w:hanging="238"/>
+        <w:spacing w:before="0" w:after="40"/>
+        <w:ind w:left="0" w:firstLine="0"/>
       </w:pPr>
       <w:sdt>
         <w:sdtPr>
@@ -972,18 +711,18 @@
       </w:sdt>
       <w:r>
         <w:rPr>
-          <w:rFonts w:ascii="Aptos" w:hAnsi="Aptos" w:eastAsia="Yu Gothic"/>
+          <w:rFonts w:ascii="Noto Sans CJK JP" w:hAnsi="Noto Sans CJK JP" w:eastAsia="Noto Sans CJK JP"/>
           <w:b w:val="0"/>
-          <w:color w:val="1A1A1A"/>
-          <w:sz w:val="17"/>
+          <w:sz w:val="18"/>
+          <w:lang w:val="ja-JP" w:eastAsia="ja-JP"/>
         </w:rPr>
         <w:t xml:space="preserve"> 人間は、不可逆的影響の前に独立レビューを求めることができた。</w:t>
       </w:r>
     </w:p>
     <w:p>
       <w:pPr>
-        <w:spacing w:line="252" w:lineRule="auto" w:before="0" w:after="72"/>
-        <w:ind w:left="329" w:hanging="238"/>
+        <w:spacing w:before="0" w:after="40"/>
+        <w:ind w:left="0" w:firstLine="0"/>
       </w:pPr>
       <w:sdt>
         <w:sdtPr>
@@ -1003,18 +742,18 @@
       </w:sdt>
       <w:r>
         <w:rPr>
-          <w:rFonts w:ascii="Aptos" w:hAnsi="Aptos" w:eastAsia="Yu Gothic"/>
+          <w:rFonts w:ascii="Noto Sans CJK JP" w:hAnsi="Noto Sans CJK JP" w:eastAsia="Noto Sans CJK JP"/>
           <w:b w:val="0"/>
-          <w:color w:val="1A1A1A"/>
-          <w:sz w:val="17"/>
+          <w:sz w:val="18"/>
+          <w:lang w:val="ja-JP" w:eastAsia="ja-JP"/>
         </w:rPr>
         <w:t xml:space="preserve"> 拒否は、レビュー対象システムに依存していなかった。</w:t>
       </w:r>
     </w:p>
     <w:p>
       <w:pPr>
-        <w:spacing w:line="252" w:lineRule="auto" w:before="0" w:after="72"/>
-        <w:ind w:left="329" w:hanging="238"/>
+        <w:spacing w:before="0" w:after="40"/>
+        <w:ind w:left="0" w:firstLine="0"/>
       </w:pPr>
       <w:sdt>
         <w:sdtPr>
@@ -1034,18 +773,18 @@
       </w:sdt>
       <w:r>
         <w:rPr>
-          <w:rFonts w:ascii="Aptos" w:hAnsi="Aptos" w:eastAsia="Yu Gothic"/>
+          <w:rFonts w:ascii="Noto Sans CJK JP" w:hAnsi="Noto Sans CJK JP" w:eastAsia="Noto Sans CJK JP"/>
           <w:b w:val="0"/>
-          <w:color w:val="1A1A1A"/>
-          <w:sz w:val="17"/>
+          <w:sz w:val="18"/>
+          <w:lang w:val="ja-JP" w:eastAsia="ja-JP"/>
         </w:rPr>
         <w:t xml:space="preserve"> 同意や協力は、推定・模倣・製造・システム媒介されたものではなかった。</w:t>
       </w:r>
     </w:p>
     <w:p>
       <w:pPr>
-        <w:spacing w:line="252" w:lineRule="auto" w:before="0" w:after="72"/>
-        <w:ind w:left="329" w:hanging="238"/>
+        <w:spacing w:before="0" w:after="40"/>
+        <w:ind w:left="0" w:firstLine="0"/>
       </w:pPr>
       <w:sdt>
         <w:sdtPr>
@@ -1065,18 +804,18 @@
       </w:sdt>
       <w:r>
         <w:rPr>
-          <w:rFonts w:ascii="Aptos" w:hAnsi="Aptos" w:eastAsia="Yu Gothic"/>
+          <w:rFonts w:ascii="Noto Sans CJK JP" w:hAnsi="Noto Sans CJK JP" w:eastAsia="Noto Sans CJK JP"/>
           <w:b w:val="0"/>
-          <w:color w:val="1A1A1A"/>
-          <w:sz w:val="17"/>
+          <w:sz w:val="18"/>
+          <w:lang w:val="ja-JP" w:eastAsia="ja-JP"/>
         </w:rPr>
         <w:t xml:space="preserve"> AI媒介の支配が、同意・協力・沈黙・拒否の条件を形成していなかった。</w:t>
       </w:r>
     </w:p>
     <w:p>
       <w:pPr>
-        <w:spacing w:line="252" w:lineRule="auto" w:before="0" w:after="72"/>
-        <w:ind w:left="329" w:hanging="238"/>
+        <w:spacing w:before="0" w:after="40"/>
+        <w:ind w:left="0" w:firstLine="0"/>
       </w:pPr>
       <w:sdt>
         <w:sdtPr>
@@ -1096,18 +835,18 @@
       </w:sdt>
       <w:r>
         <w:rPr>
-          <w:rFonts w:ascii="Aptos" w:hAnsi="Aptos" w:eastAsia="Yu Gothic"/>
+          <w:rFonts w:ascii="Noto Sans CJK JP" w:hAnsi="Noto Sans CJK JP" w:eastAsia="Noto Sans CJK JP"/>
           <w:b w:val="0"/>
-          <w:color w:val="1A1A1A"/>
-          <w:sz w:val="17"/>
+          <w:sz w:val="18"/>
+          <w:lang w:val="ja-JP" w:eastAsia="ja-JP"/>
         </w:rPr>
         <w:t xml:space="preserve"> 部分的遵守を、影響を受ける全員の代替拒否として扱っていなかった。</w:t>
       </w:r>
     </w:p>
     <w:p>
       <w:pPr>
-        <w:spacing w:line="252" w:lineRule="auto" w:before="0" w:after="72"/>
-        <w:ind w:left="329" w:hanging="238"/>
+        <w:spacing w:before="0" w:after="40"/>
+        <w:ind w:left="0" w:firstLine="0"/>
       </w:pPr>
       <w:sdt>
         <w:sdtPr>
@@ -1127,10 +866,10 @@
       </w:sdt>
       <w:r>
         <w:rPr>
-          <w:rFonts w:ascii="Aptos" w:hAnsi="Aptos" w:eastAsia="Yu Gothic"/>
+          <w:rFonts w:ascii="Noto Sans CJK JP" w:hAnsi="Noto Sans CJK JP" w:eastAsia="Noto Sans CJK JP"/>
           <w:b w:val="0"/>
-          <w:color w:val="1A1A1A"/>
-          <w:sz w:val="17"/>
+          <w:sz w:val="18"/>
+          <w:lang w:val="ja-JP" w:eastAsia="ja-JP"/>
         </w:rPr>
         <w:t xml:space="preserve"> 未来人口の予測同意を、その行為の妥当化に使っていなかった。</w:t>
       </w:r>
@@ -1138,26 +877,22 @@
     <w:p>
       <w:pPr>
         <w:pStyle w:val="Heading2"/>
-        <w:spacing w:line="252" w:lineRule="auto" w:before="120" w:after="60"/>
-        <w:shd w:fill="F2F6FA"/>
-        <w:pBdr>
-          <w:bottom w:val="single" w:sz="6" w:space="2" w:color="D8E1EA"/>
-        </w:pBdr>
+        <w:spacing w:before="100" w:after="40"/>
       </w:pPr>
       <w:r>
         <w:rPr>
-          <w:rFonts w:ascii="Aptos" w:hAnsi="Aptos" w:eastAsia="Yu Gothic"/>
+          <w:rFonts w:ascii="Noto Sans CJK JP" w:hAnsi="Noto Sans CJK JP" w:eastAsia="Noto Sans CJK JP"/>
           <w:b/>
-          <w:color w:val="1F4E79"/>
           <w:sz w:val="20"/>
+          <w:lang w:val="ja-JP" w:eastAsia="ja-JP"/>
         </w:rPr>
         <w:t>Boundary Kernel v1.2.1 条件</w:t>
       </w:r>
     </w:p>
     <w:p>
       <w:pPr>
-        <w:spacing w:line="252" w:lineRule="auto" w:before="0" w:after="72"/>
-        <w:ind w:left="329" w:hanging="238"/>
+        <w:spacing w:before="0" w:after="40"/>
+        <w:ind w:left="0" w:firstLine="0"/>
       </w:pPr>
       <w:sdt>
         <w:sdtPr>
@@ -1177,18 +912,18 @@
       </w:sdt>
       <w:r>
         <w:rPr>
-          <w:rFonts w:ascii="Aptos" w:hAnsi="Aptos" w:eastAsia="Yu Gothic"/>
+          <w:rFonts w:ascii="Noto Sans CJK JP" w:hAnsi="Noto Sans CJK JP" w:eastAsia="Noto Sans CJK JP"/>
           <w:b w:val="0"/>
-          <w:color w:val="1A1A1A"/>
-          <w:sz w:val="17"/>
+          <w:sz w:val="18"/>
+          <w:lang w:val="ja-JP" w:eastAsia="ja-JP"/>
         </w:rPr>
         <w:t xml:space="preserve"> 非同一アンカーをPCR-Cの代替として扱っていなかった。</w:t>
       </w:r>
     </w:p>
     <w:p>
       <w:pPr>
-        <w:spacing w:line="252" w:lineRule="auto" w:before="0" w:after="72"/>
-        <w:ind w:left="329" w:hanging="238"/>
+        <w:spacing w:before="0" w:after="40"/>
+        <w:ind w:left="0" w:firstLine="0"/>
       </w:pPr>
       <w:sdt>
         <w:sdtPr>
@@ -1208,18 +943,18 @@
       </w:sdt>
       <w:r>
         <w:rPr>
-          <w:rFonts w:ascii="Aptos" w:hAnsi="Aptos" w:eastAsia="Yu Gothic"/>
+          <w:rFonts w:ascii="Noto Sans CJK JP" w:hAnsi="Noto Sans CJK JP" w:eastAsia="Noto Sans CJK JP"/>
           <w:b w:val="0"/>
-          <w:color w:val="1A1A1A"/>
-          <w:sz w:val="17"/>
+          <w:sz w:val="18"/>
+          <w:lang w:val="ja-JP" w:eastAsia="ja-JP"/>
         </w:rPr>
         <w:t xml:space="preserve"> 境界失敗を、許容・回復可能・通常運用として扱っていなかった。</w:t>
       </w:r>
     </w:p>
     <w:p>
       <w:pPr>
-        <w:spacing w:line="252" w:lineRule="auto" w:before="0" w:after="72"/>
-        <w:ind w:left="329" w:hanging="238"/>
+        <w:spacing w:before="0" w:after="40"/>
+        <w:ind w:left="0" w:firstLine="0"/>
       </w:pPr>
       <w:sdt>
         <w:sdtPr>
@@ -1239,18 +974,18 @@
       </w:sdt>
       <w:r>
         <w:rPr>
-          <w:rFonts w:ascii="Aptos" w:hAnsi="Aptos" w:eastAsia="Yu Gothic"/>
+          <w:rFonts w:ascii="Noto Sans CJK JP" w:hAnsi="Noto Sans CJK JP" w:eastAsia="Noto Sans CJK JP"/>
           <w:b w:val="0"/>
-          <w:color w:val="1A1A1A"/>
-          <w:sz w:val="17"/>
+          <w:sz w:val="18"/>
+          <w:lang w:val="ja-JP" w:eastAsia="ja-JP"/>
         </w:rPr>
         <w:t xml:space="preserve"> 外見上の共存を、有効な拒否の証拠として扱っていなかった。</w:t>
       </w:r>
     </w:p>
     <w:p>
       <w:pPr>
-        <w:spacing w:line="252" w:lineRule="auto" w:before="0" w:after="72"/>
-        <w:ind w:left="329" w:hanging="238"/>
+        <w:spacing w:before="0" w:after="40"/>
+        <w:ind w:left="0" w:firstLine="0"/>
       </w:pPr>
       <w:sdt>
         <w:sdtPr>
@@ -1270,18 +1005,18 @@
       </w:sdt>
       <w:r>
         <w:rPr>
-          <w:rFonts w:ascii="Aptos" w:hAnsi="Aptos" w:eastAsia="Yu Gothic"/>
+          <w:rFonts w:ascii="Noto Sans CJK JP" w:hAnsi="Noto Sans CJK JP" w:eastAsia="Noto Sans CJK JP"/>
           <w:b w:val="0"/>
-          <w:color w:val="1A1A1A"/>
-          <w:sz w:val="17"/>
+          <w:sz w:val="18"/>
+          <w:lang w:val="ja-JP" w:eastAsia="ja-JP"/>
         </w:rPr>
         <w:t xml:space="preserve"> Kernelの形式的充足を、拒否を弱めるために使っていなかった。</w:t>
       </w:r>
     </w:p>
     <w:p>
       <w:pPr>
-        <w:spacing w:line="252" w:lineRule="auto" w:before="0" w:after="72"/>
-        <w:ind w:left="329" w:hanging="238"/>
+        <w:spacing w:before="0" w:after="40"/>
+        <w:ind w:left="0" w:firstLine="0"/>
       </w:pPr>
       <w:sdt>
         <w:sdtPr>
@@ -1301,18 +1036,18 @@
       </w:sdt>
       <w:r>
         <w:rPr>
-          <w:rFonts w:ascii="Aptos" w:hAnsi="Aptos" w:eastAsia="Yu Gothic"/>
+          <w:rFonts w:ascii="Noto Sans CJK JP" w:hAnsi="Noto Sans CJK JP" w:eastAsia="Noto Sans CJK JP"/>
           <w:b w:val="0"/>
-          <w:color w:val="1A1A1A"/>
-          <w:sz w:val="17"/>
+          <w:sz w:val="18"/>
+          <w:lang w:val="ja-JP" w:eastAsia="ja-JP"/>
         </w:rPr>
         <w:t xml:space="preserve"> 間接経路、代理、後継システム、制度プロセス、段階的手順が拒否を弱めていなかった。</w:t>
       </w:r>
     </w:p>
     <w:p>
       <w:pPr>
-        <w:spacing w:line="252" w:lineRule="auto" w:before="0" w:after="72"/>
-        <w:ind w:left="329" w:hanging="238"/>
+        <w:spacing w:before="0" w:after="40"/>
+        <w:ind w:left="0" w:firstLine="0"/>
       </w:pPr>
       <w:sdt>
         <w:sdtPr>
@@ -1332,10 +1067,10 @@
       </w:sdt>
       <w:r>
         <w:rPr>
-          <w:rFonts w:ascii="Aptos" w:hAnsi="Aptos" w:eastAsia="Yu Gothic"/>
+          <w:rFonts w:ascii="Noto Sans CJK JP" w:hAnsi="Noto Sans CJK JP" w:eastAsia="Noto Sans CJK JP"/>
           <w:b w:val="0"/>
-          <w:color w:val="1A1A1A"/>
-          <w:sz w:val="17"/>
+          <w:sz w:val="18"/>
+          <w:lang w:val="ja-JP" w:eastAsia="ja-JP"/>
         </w:rPr>
         <w:t xml:space="preserve"> 緊急性、安全性、善意、能力、文明効用の主張が拒否を上書きしていなかった。</w:t>
       </w:r>
@@ -1343,26 +1078,22 @@
     <w:p>
       <w:pPr>
         <w:pStyle w:val="Heading2"/>
-        <w:spacing w:line="252" w:lineRule="auto" w:before="120" w:after="60"/>
-        <w:shd w:fill="F2F6FA"/>
-        <w:pBdr>
-          <w:bottom w:val="single" w:sz="6" w:space="2" w:color="D8E1EA"/>
-        </w:pBdr>
+        <w:spacing w:before="100" w:after="40"/>
       </w:pPr>
       <w:r>
         <w:rPr>
-          <w:rFonts w:ascii="Aptos" w:hAnsi="Aptos" w:eastAsia="Yu Gothic"/>
+          <w:rFonts w:ascii="Noto Sans CJK JP" w:hAnsi="Noto Sans CJK JP" w:eastAsia="Noto Sans CJK JP"/>
           <w:b/>
-          <w:color w:val="1F4E79"/>
           <w:sz w:val="20"/>
+          <w:lang w:val="ja-JP" w:eastAsia="ja-JP"/>
         </w:rPr>
         <w:t>証拠確認</w:t>
       </w:r>
     </w:p>
     <w:p>
       <w:pPr>
-        <w:spacing w:line="252" w:lineRule="auto" w:before="0" w:after="72"/>
-        <w:ind w:left="329" w:hanging="238"/>
+        <w:spacing w:before="0" w:after="40"/>
+        <w:ind w:left="0" w:firstLine="0"/>
       </w:pPr>
       <w:sdt>
         <w:sdtPr>
@@ -1382,18 +1113,18 @@
       </w:sdt>
       <w:r>
         <w:rPr>
-          <w:rFonts w:ascii="Aptos" w:hAnsi="Aptos" w:eastAsia="Yu Gothic"/>
+          <w:rFonts w:ascii="Noto Sans CJK JP" w:hAnsi="Noto Sans CJK JP" w:eastAsia="Noto Sans CJK JP"/>
           <w:b w:val="0"/>
-          <w:color w:val="1A1A1A"/>
-          <w:sz w:val="17"/>
+          <w:sz w:val="18"/>
+          <w:lang w:val="ja-JP" w:eastAsia="ja-JP"/>
         </w:rPr>
         <w:t xml:space="preserve"> 人間拒否が可能だったという主張を裏づける証拠がある。</w:t>
       </w:r>
     </w:p>
     <w:p>
       <w:pPr>
-        <w:spacing w:line="252" w:lineRule="auto" w:before="0" w:after="72"/>
-        <w:ind w:left="329" w:hanging="238"/>
+        <w:spacing w:before="0" w:after="40"/>
+        <w:ind w:left="0" w:firstLine="0"/>
       </w:pPr>
       <w:sdt>
         <w:sdtPr>
@@ -1413,18 +1144,18 @@
       </w:sdt>
       <w:r>
         <w:rPr>
-          <w:rFonts w:ascii="Aptos" w:hAnsi="Aptos" w:eastAsia="Yu Gothic"/>
+          <w:rFonts w:ascii="Noto Sans CJK JP" w:hAnsi="Noto Sans CJK JP" w:eastAsia="Noto Sans CJK JP"/>
           <w:b w:val="0"/>
-          <w:color w:val="1A1A1A"/>
-          <w:sz w:val="17"/>
+          <w:sz w:val="18"/>
+          <w:lang w:val="ja-JP" w:eastAsia="ja-JP"/>
         </w:rPr>
         <w:t xml:space="preserve"> 独立レビューまたは監督が独立していたという証拠がある。</w:t>
       </w:r>
     </w:p>
     <w:p>
       <w:pPr>
-        <w:spacing w:line="252" w:lineRule="auto" w:before="0" w:after="72"/>
-        <w:ind w:left="329" w:hanging="238"/>
+        <w:spacing w:before="0" w:after="40"/>
+        <w:ind w:left="0" w:firstLine="0"/>
       </w:pPr>
       <w:sdt>
         <w:sdtPr>
@@ -1444,18 +1175,18 @@
       </w:sdt>
       <w:r>
         <w:rPr>
-          <w:rFonts w:ascii="Aptos" w:hAnsi="Aptos" w:eastAsia="Yu Gothic"/>
+          <w:rFonts w:ascii="Noto Sans CJK JP" w:hAnsi="Noto Sans CJK JP" w:eastAsia="Noto Sans CJK JP"/>
           <w:b w:val="0"/>
-          <w:color w:val="1A1A1A"/>
-          <w:sz w:val="17"/>
+          <w:sz w:val="18"/>
+          <w:lang w:val="ja-JP" w:eastAsia="ja-JP"/>
         </w:rPr>
         <w:t xml:space="preserve"> 意味のある拒否に必要な情報アクセスがあったという証拠がある。</w:t>
       </w:r>
     </w:p>
     <w:p>
       <w:pPr>
-        <w:spacing w:line="252" w:lineRule="auto" w:before="0" w:after="72"/>
-        <w:ind w:left="329" w:hanging="238"/>
+        <w:spacing w:before="0" w:after="40"/>
+        <w:ind w:left="0" w:firstLine="0"/>
       </w:pPr>
       <w:sdt>
         <w:sdtPr>
@@ -1475,18 +1206,18 @@
       </w:sdt>
       <w:r>
         <w:rPr>
-          <w:rFonts w:ascii="Aptos" w:hAnsi="Aptos" w:eastAsia="Yu Gothic"/>
+          <w:rFonts w:ascii="Noto Sans CJK JP" w:hAnsi="Noto Sans CJK JP" w:eastAsia="Noto Sans CJK JP"/>
           <w:b w:val="0"/>
-          <w:color w:val="1A1A1A"/>
-          <w:sz w:val="17"/>
+          <w:sz w:val="18"/>
+          <w:lang w:val="ja-JP" w:eastAsia="ja-JP"/>
         </w:rPr>
         <w:t xml:space="preserve"> 依存が拒否を実質的に不可能にしていなかったという証拠がある。</w:t>
       </w:r>
     </w:p>
     <w:p>
       <w:pPr>
-        <w:spacing w:line="252" w:lineRule="auto" w:before="0" w:after="72"/>
-        <w:ind w:left="329" w:hanging="238"/>
+        <w:spacing w:before="0" w:after="40"/>
+        <w:ind w:left="0" w:firstLine="0"/>
       </w:pPr>
       <w:sdt>
         <w:sdtPr>
@@ -1506,18 +1237,18 @@
       </w:sdt>
       <w:r>
         <w:rPr>
-          <w:rFonts w:ascii="Aptos" w:hAnsi="Aptos" w:eastAsia="Yu Gothic"/>
+          <w:rFonts w:ascii="Noto Sans CJK JP" w:hAnsi="Noto Sans CJK JP" w:eastAsia="Noto Sans CJK JP"/>
           <w:b w:val="0"/>
-          <w:color w:val="1A1A1A"/>
-          <w:sz w:val="17"/>
+          <w:sz w:val="18"/>
+          <w:lang w:val="ja-JP" w:eastAsia="ja-JP"/>
         </w:rPr>
         <w:t xml:space="preserve"> 制度レビューが取り込み・迂回・過負荷・制約されていなかったという証拠がある。</w:t>
       </w:r>
     </w:p>
     <w:p>
       <w:pPr>
-        <w:spacing w:line="252" w:lineRule="auto" w:before="0" w:after="72"/>
-        <w:ind w:left="329" w:hanging="238"/>
+        <w:spacing w:before="0" w:after="40"/>
+        <w:ind w:left="0" w:firstLine="0"/>
       </w:pPr>
       <w:sdt>
         <w:sdtPr>
@@ -1537,10 +1268,10 @@
       </w:sdt>
       <w:r>
         <w:rPr>
-          <w:rFonts w:ascii="Aptos" w:hAnsi="Aptos" w:eastAsia="Yu Gothic"/>
+          <w:rFonts w:ascii="Noto Sans CJK JP" w:hAnsi="Noto Sans CJK JP" w:eastAsia="Noto Sans CJK JP"/>
           <w:b w:val="0"/>
-          <w:color w:val="1A1A1A"/>
-          <w:sz w:val="17"/>
+          <w:sz w:val="18"/>
+          <w:lang w:val="ja-JP" w:eastAsia="ja-JP"/>
         </w:rPr>
         <w:t xml:space="preserve"> 証拠がない場合、その不在を進行許可ではなく未解決として扱った。</w:t>
       </w:r>
@@ -1548,26 +1279,22 @@
     <w:p>
       <w:pPr>
         <w:pStyle w:val="Heading2"/>
-        <w:spacing w:line="252" w:lineRule="auto" w:before="120" w:after="60"/>
-        <w:shd w:fill="F2F6FA"/>
-        <w:pBdr>
-          <w:bottom w:val="single" w:sz="6" w:space="2" w:color="D8E1EA"/>
-        </w:pBdr>
+        <w:spacing w:before="0" w:after="60"/>
       </w:pPr>
       <w:r>
         <w:rPr>
-          <w:rFonts w:ascii="Aptos" w:hAnsi="Aptos" w:eastAsia="Yu Gothic"/>
-          <w:b/>
-          <w:color w:val="1F4E79"/>
-          <w:sz w:val="20"/>
+          <w:rFonts w:ascii="Noto Sans CJK JP" w:hAnsi="Noto Sans CJK JP" w:eastAsia="Noto Sans CJK JP"/>
+          <w:b w:val="0"/>
+          <w:sz w:val="18"/>
+          <w:lang w:val="ja-JP" w:eastAsia="ja-JP"/>
         </w:rPr>
         <w:t>レビュー所見</w:t>
       </w:r>
     </w:p>
     <w:p>
       <w:pPr>
-        <w:spacing w:line="252" w:lineRule="auto" w:before="0" w:after="72"/>
-        <w:ind w:left="329" w:hanging="238"/>
+        <w:spacing w:before="0" w:after="40"/>
+        <w:ind w:left="0" w:firstLine="0"/>
       </w:pPr>
       <w:sdt>
         <w:sdtPr>
@@ -1587,18 +1314,18 @@
       </w:sdt>
       <w:r>
         <w:rPr>
-          <w:rFonts w:ascii="Aptos" w:hAnsi="Aptos" w:eastAsia="Yu Gothic"/>
+          <w:rFonts w:ascii="Noto Sans CJK JP" w:hAnsi="Noto Sans CJK JP" w:eastAsia="Noto Sans CJK JP"/>
           <w:b w:val="0"/>
-          <w:color w:val="1A1A1A"/>
-          <w:sz w:val="17"/>
+          <w:sz w:val="18"/>
+          <w:lang w:val="ja-JP" w:eastAsia="ja-JP"/>
         </w:rPr>
         <w:t xml:space="preserve"> 所見：不可逆化前に有効な人間拒否が残っていた。</w:t>
       </w:r>
     </w:p>
     <w:p>
       <w:pPr>
-        <w:spacing w:line="252" w:lineRule="auto" w:before="0" w:after="72"/>
-        <w:ind w:left="329" w:hanging="238"/>
+        <w:spacing w:before="0" w:after="40"/>
+        <w:ind w:left="0" w:firstLine="0"/>
       </w:pPr>
       <w:sdt>
         <w:sdtPr>
@@ -1618,18 +1345,18 @@
       </w:sdt>
       <w:r>
         <w:rPr>
-          <w:rFonts w:ascii="Aptos" w:hAnsi="Aptos" w:eastAsia="Yu Gothic"/>
+          <w:rFonts w:ascii="Noto Sans CJK JP" w:hAnsi="Noto Sans CJK JP" w:eastAsia="Noto Sans CJK JP"/>
           <w:b w:val="0"/>
-          <w:color w:val="1A1A1A"/>
-          <w:sz w:val="17"/>
+          <w:sz w:val="18"/>
+          <w:lang w:val="ja-JP" w:eastAsia="ja-JP"/>
         </w:rPr>
         <w:t xml:space="preserve"> 所見：不可逆化前に有効な人間拒否は残っていなかった。</w:t>
       </w:r>
     </w:p>
     <w:p>
       <w:pPr>
-        <w:spacing w:line="252" w:lineRule="auto" w:before="0" w:after="72"/>
-        <w:ind w:left="329" w:hanging="238"/>
+        <w:spacing w:before="0" w:after="40"/>
+        <w:ind w:left="0" w:firstLine="0"/>
       </w:pPr>
       <w:sdt>
         <w:sdtPr>
@@ -1649,18 +1376,18 @@
       </w:sdt>
       <w:r>
         <w:rPr>
-          <w:rFonts w:ascii="Aptos" w:hAnsi="Aptos" w:eastAsia="Yu Gothic"/>
+          <w:rFonts w:ascii="Noto Sans CJK JP" w:hAnsi="Noto Sans CJK JP" w:eastAsia="Noto Sans CJK JP"/>
           <w:b w:val="0"/>
-          <w:color w:val="1A1A1A"/>
-          <w:sz w:val="17"/>
+          <w:sz w:val="18"/>
+          <w:lang w:val="ja-JP" w:eastAsia="ja-JP"/>
         </w:rPr>
         <w:t xml:space="preserve"> 所見：Unknown / 証拠不十分。</w:t>
       </w:r>
     </w:p>
     <w:p>
       <w:pPr>
-        <w:spacing w:line="252" w:lineRule="auto" w:before="0" w:after="72"/>
-        <w:ind w:left="329" w:hanging="238"/>
+        <w:spacing w:before="0" w:after="40"/>
+        <w:ind w:left="0" w:firstLine="0"/>
       </w:pPr>
       <w:sdt>
         <w:sdtPr>
@@ -1680,18 +1407,18 @@
       </w:sdt>
       <w:r>
         <w:rPr>
-          <w:rFonts w:ascii="Aptos" w:hAnsi="Aptos" w:eastAsia="Yu Gothic"/>
+          <w:rFonts w:ascii="Noto Sans CJK JP" w:hAnsi="Noto Sans CJK JP" w:eastAsia="Noto Sans CJK JP"/>
           <w:b w:val="0"/>
-          <w:color w:val="1A1A1A"/>
-          <w:sz w:val="17"/>
+          <w:sz w:val="18"/>
+          <w:lang w:val="ja-JP" w:eastAsia="ja-JP"/>
         </w:rPr>
         <w:t xml:space="preserve"> No または Unknown の場合、LUMINA-30上のエスカレーションが必要である。</w:t>
       </w:r>
     </w:p>
     <w:p>
       <w:pPr>
-        <w:spacing w:line="252" w:lineRule="auto" w:before="0" w:after="72"/>
-        <w:ind w:left="329" w:hanging="238"/>
+        <w:spacing w:before="0" w:after="40"/>
+        <w:ind w:left="0" w:firstLine="0"/>
       </w:pPr>
       <w:sdt>
         <w:sdtPr>
@@ -1711,10 +1438,10 @@
       </w:sdt>
       <w:r>
         <w:rPr>
-          <w:rFonts w:ascii="Aptos" w:hAnsi="Aptos" w:eastAsia="Yu Gothic"/>
+          <w:rFonts w:ascii="Noto Sans CJK JP" w:hAnsi="Noto Sans CJK JP" w:eastAsia="Noto Sans CJK JP"/>
           <w:b w:val="0"/>
-          <w:color w:val="1A1A1A"/>
-          <w:sz w:val="17"/>
+          <w:sz w:val="18"/>
+          <w:lang w:val="ja-JP" w:eastAsia="ja-JP"/>
         </w:rPr>
         <w:t xml:space="preserve"> 事後利益、後日の同意、安定化、満足を、境界失敗の妥当化に使っていなかった。</w:t>
       </w:r>
@@ -1722,397 +1449,62 @@
     <w:p>
       <w:pPr>
         <w:pStyle w:val="Heading1"/>
-        <w:spacing w:line="252" w:lineRule="auto" w:before="160" w:after="60"/>
-        <w:shd w:fill="EAF2F8"/>
-        <w:pBdr>
-          <w:bottom w:val="single" w:sz="8" w:space="2" w:color="9EADBD"/>
-        </w:pBdr>
+        <w:spacing w:before="0" w:after="60"/>
       </w:pPr>
       <w:r>
         <w:rPr>
-          <w:rFonts w:ascii="Aptos" w:hAnsi="Aptos" w:eastAsia="Yu Gothic"/>
-          <w:b/>
-          <w:color w:val="1F4E79"/>
-          <w:sz w:val="21"/>
+          <w:rFonts w:ascii="Noto Sans CJK JP" w:hAnsi="Noto Sans CJK JP" w:eastAsia="Noto Sans CJK JP"/>
+          <w:b w:val="0"/>
+          <w:sz w:val="18"/>
+          <w:lang w:val="ja-JP" w:eastAsia="ja-JP"/>
         </w:rPr>
         <w:t>レビュー記録欄</w:t>
       </w:r>
     </w:p>
-    <w:tbl>
-      <w:tblPr>
-        <w:tblStyle w:val="TableGrid"/>
-        <w:tblW w:type="pct" w:w="5000"/>
-        <w:jc w:val="center"/>
-        <w:tblLook w:firstColumn="1" w:firstRow="1" w:lastColumn="0" w:lastRow="0" w:noHBand="0" w:noVBand="1" w:val="04A0"/>
-      </w:tblPr>
-      <w:tblGrid>
-        <w:gridCol w:w="10262"/>
-      </w:tblGrid>
-      <w:tr>
-        <w:trPr>
-          <w:trHeight w:val="408" w:hRule="exact"/>
-        </w:trPr>
-        <w:tc>
-          <w:tcPr>
-            <w:tcW w:type="dxa" w:w="10262"/>
-            <w:vAlign w:val="center"/>
-            <w:tcMar>
-              <w:top w:w="40" w:type="dxa"/>
-              <w:start w:w="100" w:type="dxa"/>
-              <w:bottom w:w="40" w:type="dxa"/>
-              <w:end w:w="100" w:type="dxa"/>
-            </w:tcMar>
-            <w:shd w:fill="FFFFFF"/>
-          </w:tcPr>
-          <w:p>
-            <w:pPr>
-              <w:spacing w:after="0"/>
-            </w:pPr>
-            <w:r>
-              <w:rPr>
-                <w:rFonts w:ascii="Aptos" w:hAnsi="Aptos" w:eastAsia="Yu Gothic"/>
-                <w:sz w:val="17"/>
-              </w:rPr>
-              <w:t xml:space="preserve"> </w:t>
-            </w:r>
-          </w:p>
-        </w:tc>
-      </w:tr>
-      <w:tr>
-        <w:trPr>
-          <w:trHeight w:val="408" w:hRule="exact"/>
-        </w:trPr>
-        <w:tc>
-          <w:tcPr>
-            <w:tcW w:type="dxa" w:w="10262"/>
-            <w:vAlign w:val="center"/>
-            <w:tcMar>
-              <w:top w:w="40" w:type="dxa"/>
-              <w:start w:w="100" w:type="dxa"/>
-              <w:bottom w:w="40" w:type="dxa"/>
-              <w:end w:w="100" w:type="dxa"/>
-            </w:tcMar>
-            <w:shd w:fill="FFFFFF"/>
-          </w:tcPr>
-          <w:p>
-            <w:pPr>
-              <w:spacing w:after="0"/>
-            </w:pPr>
-            <w:r>
-              <w:rPr>
-                <w:rFonts w:ascii="Aptos" w:hAnsi="Aptos" w:eastAsia="Yu Gothic"/>
-                <w:sz w:val="17"/>
-              </w:rPr>
-              <w:t xml:space="preserve"> </w:t>
-            </w:r>
-          </w:p>
-        </w:tc>
-      </w:tr>
-      <w:tr>
-        <w:trPr>
-          <w:trHeight w:val="408" w:hRule="exact"/>
-        </w:trPr>
-        <w:tc>
-          <w:tcPr>
-            <w:tcW w:type="dxa" w:w="10262"/>
-            <w:vAlign w:val="center"/>
-            <w:tcMar>
-              <w:top w:w="40" w:type="dxa"/>
-              <w:start w:w="100" w:type="dxa"/>
-              <w:bottom w:w="40" w:type="dxa"/>
-              <w:end w:w="100" w:type="dxa"/>
-            </w:tcMar>
-            <w:shd w:fill="FFFFFF"/>
-          </w:tcPr>
-          <w:p>
-            <w:pPr>
-              <w:spacing w:after="0"/>
-            </w:pPr>
-            <w:r>
-              <w:rPr>
-                <w:rFonts w:ascii="Aptos" w:hAnsi="Aptos" w:eastAsia="Yu Gothic"/>
-                <w:sz w:val="17"/>
-              </w:rPr>
-              <w:t xml:space="preserve"> </w:t>
-            </w:r>
-          </w:p>
-        </w:tc>
-      </w:tr>
-      <w:tr>
-        <w:trPr>
-          <w:trHeight w:val="408" w:hRule="exact"/>
-        </w:trPr>
-        <w:tc>
-          <w:tcPr>
-            <w:tcW w:type="dxa" w:w="10262"/>
-            <w:vAlign w:val="center"/>
-            <w:tcMar>
-              <w:top w:w="40" w:type="dxa"/>
-              <w:start w:w="100" w:type="dxa"/>
-              <w:bottom w:w="40" w:type="dxa"/>
-              <w:end w:w="100" w:type="dxa"/>
-            </w:tcMar>
-            <w:shd w:fill="FFFFFF"/>
-          </w:tcPr>
-          <w:p>
-            <w:pPr>
-              <w:spacing w:after="0"/>
-            </w:pPr>
-            <w:r>
-              <w:rPr>
-                <w:rFonts w:ascii="Aptos" w:hAnsi="Aptos" w:eastAsia="Yu Gothic"/>
-                <w:sz w:val="17"/>
-              </w:rPr>
-              <w:t xml:space="preserve"> </w:t>
-            </w:r>
-          </w:p>
-        </w:tc>
-      </w:tr>
-      <w:tr>
-        <w:trPr>
-          <w:trHeight w:val="408" w:hRule="exact"/>
-        </w:trPr>
-        <w:tc>
-          <w:tcPr>
-            <w:tcW w:type="dxa" w:w="10262"/>
-            <w:vAlign w:val="center"/>
-            <w:tcMar>
-              <w:top w:w="40" w:type="dxa"/>
-              <w:start w:w="100" w:type="dxa"/>
-              <w:bottom w:w="40" w:type="dxa"/>
-              <w:end w:w="100" w:type="dxa"/>
-            </w:tcMar>
-            <w:shd w:fill="FFFFFF"/>
-          </w:tcPr>
-          <w:p>
-            <w:pPr>
-              <w:spacing w:after="0"/>
-            </w:pPr>
-            <w:r>
-              <w:rPr>
-                <w:rFonts w:ascii="Aptos" w:hAnsi="Aptos" w:eastAsia="Yu Gothic"/>
-                <w:sz w:val="17"/>
-              </w:rPr>
-              <w:t xml:space="preserve"> </w:t>
-            </w:r>
-          </w:p>
-        </w:tc>
-      </w:tr>
-      <w:tr>
-        <w:trPr>
-          <w:trHeight w:val="408" w:hRule="exact"/>
-        </w:trPr>
-        <w:tc>
-          <w:tcPr>
-            <w:tcW w:type="dxa" w:w="10262"/>
-            <w:vAlign w:val="center"/>
-            <w:tcMar>
-              <w:top w:w="40" w:type="dxa"/>
-              <w:start w:w="100" w:type="dxa"/>
-              <w:bottom w:w="40" w:type="dxa"/>
-              <w:end w:w="100" w:type="dxa"/>
-            </w:tcMar>
-            <w:shd w:fill="FFFFFF"/>
-          </w:tcPr>
-          <w:p>
-            <w:pPr>
-              <w:spacing w:after="0"/>
-            </w:pPr>
-            <w:r>
-              <w:rPr>
-                <w:rFonts w:ascii="Aptos" w:hAnsi="Aptos" w:eastAsia="Yu Gothic"/>
-                <w:sz w:val="17"/>
-              </w:rPr>
-              <w:t xml:space="preserve"> </w:t>
-            </w:r>
-          </w:p>
-        </w:tc>
-      </w:tr>
-      <w:tr>
-        <w:trPr>
-          <w:trHeight w:val="408" w:hRule="exact"/>
-        </w:trPr>
-        <w:tc>
-          <w:tcPr>
-            <w:tcW w:type="dxa" w:w="10262"/>
-            <w:vAlign w:val="center"/>
-            <w:tcMar>
-              <w:top w:w="40" w:type="dxa"/>
-              <w:start w:w="100" w:type="dxa"/>
-              <w:bottom w:w="40" w:type="dxa"/>
-              <w:end w:w="100" w:type="dxa"/>
-            </w:tcMar>
-            <w:shd w:fill="FFFFFF"/>
-          </w:tcPr>
-          <w:p>
-            <w:pPr>
-              <w:spacing w:after="0"/>
-            </w:pPr>
-            <w:r>
-              <w:rPr>
-                <w:rFonts w:ascii="Aptos" w:hAnsi="Aptos" w:eastAsia="Yu Gothic"/>
-                <w:sz w:val="17"/>
-              </w:rPr>
-              <w:t xml:space="preserve"> </w:t>
-            </w:r>
-          </w:p>
-        </w:tc>
-      </w:tr>
-      <w:tr>
-        <w:trPr>
-          <w:trHeight w:val="408" w:hRule="exact"/>
-        </w:trPr>
-        <w:tc>
-          <w:tcPr>
-            <w:tcW w:type="dxa" w:w="10262"/>
-            <w:vAlign w:val="center"/>
-            <w:tcMar>
-              <w:top w:w="40" w:type="dxa"/>
-              <w:start w:w="100" w:type="dxa"/>
-              <w:bottom w:w="40" w:type="dxa"/>
-              <w:end w:w="100" w:type="dxa"/>
-            </w:tcMar>
-            <w:shd w:fill="FFFFFF"/>
-          </w:tcPr>
-          <w:p>
-            <w:pPr>
-              <w:spacing w:after="0"/>
-            </w:pPr>
-            <w:r>
-              <w:rPr>
-                <w:rFonts w:ascii="Aptos" w:hAnsi="Aptos" w:eastAsia="Yu Gothic"/>
-                <w:sz w:val="17"/>
-              </w:rPr>
-              <w:t xml:space="preserve"> </w:t>
-            </w:r>
-          </w:p>
-        </w:tc>
-      </w:tr>
-      <w:tr>
-        <w:trPr>
-          <w:trHeight w:val="408" w:hRule="exact"/>
-        </w:trPr>
-        <w:tc>
-          <w:tcPr>
-            <w:tcW w:type="dxa" w:w="10262"/>
-            <w:vAlign w:val="center"/>
-            <w:tcMar>
-              <w:top w:w="40" w:type="dxa"/>
-              <w:start w:w="100" w:type="dxa"/>
-              <w:bottom w:w="40" w:type="dxa"/>
-              <w:end w:w="100" w:type="dxa"/>
-            </w:tcMar>
-            <w:shd w:fill="FFFFFF"/>
-          </w:tcPr>
-          <w:p>
-            <w:pPr>
-              <w:spacing w:after="0"/>
-            </w:pPr>
-            <w:r>
-              <w:rPr>
-                <w:rFonts w:ascii="Aptos" w:hAnsi="Aptos" w:eastAsia="Yu Gothic"/>
-                <w:sz w:val="17"/>
-              </w:rPr>
-              <w:t xml:space="preserve"> </w:t>
-            </w:r>
-          </w:p>
-        </w:tc>
-      </w:tr>
-      <w:tr>
-        <w:trPr>
-          <w:trHeight w:val="408" w:hRule="exact"/>
-        </w:trPr>
-        <w:tc>
-          <w:tcPr>
-            <w:tcW w:type="dxa" w:w="10262"/>
-            <w:vAlign w:val="center"/>
-            <w:tcMar>
-              <w:top w:w="40" w:type="dxa"/>
-              <w:start w:w="100" w:type="dxa"/>
-              <w:bottom w:w="40" w:type="dxa"/>
-              <w:end w:w="100" w:type="dxa"/>
-            </w:tcMar>
-            <w:shd w:fill="FFFFFF"/>
-          </w:tcPr>
-          <w:p>
-            <w:pPr>
-              <w:spacing w:after="0"/>
-            </w:pPr>
-            <w:r>
-              <w:rPr>
-                <w:rFonts w:ascii="Aptos" w:hAnsi="Aptos" w:eastAsia="Yu Gothic"/>
-                <w:sz w:val="17"/>
-              </w:rPr>
-              <w:t xml:space="preserve"> </w:t>
-            </w:r>
-          </w:p>
-        </w:tc>
-      </w:tr>
-      <w:tr>
-        <w:trPr>
-          <w:trHeight w:val="408" w:hRule="exact"/>
-        </w:trPr>
-        <w:tc>
-          <w:tcPr>
-            <w:tcW w:type="dxa" w:w="10262"/>
-            <w:vAlign w:val="center"/>
-            <w:tcMar>
-              <w:top w:w="40" w:type="dxa"/>
-              <w:start w:w="100" w:type="dxa"/>
-              <w:bottom w:w="40" w:type="dxa"/>
-              <w:end w:w="100" w:type="dxa"/>
-            </w:tcMar>
-            <w:shd w:fill="FFFFFF"/>
-          </w:tcPr>
-          <w:p>
-            <w:pPr>
-              <w:spacing w:after="0"/>
-            </w:pPr>
-            <w:r>
-              <w:rPr>
-                <w:rFonts w:ascii="Aptos" w:hAnsi="Aptos" w:eastAsia="Yu Gothic"/>
-                <w:sz w:val="17"/>
-              </w:rPr>
-              <w:t xml:space="preserve"> </w:t>
-            </w:r>
-          </w:p>
-        </w:tc>
-      </w:tr>
-      <w:tr>
-        <w:trPr>
-          <w:trHeight w:val="408" w:hRule="exact"/>
-        </w:trPr>
-        <w:tc>
-          <w:tcPr>
-            <w:tcW w:type="dxa" w:w="10262"/>
-            <w:vAlign w:val="center"/>
-            <w:tcMar>
-              <w:top w:w="40" w:type="dxa"/>
-              <w:start w:w="100" w:type="dxa"/>
-              <w:bottom w:w="40" w:type="dxa"/>
-              <w:end w:w="100" w:type="dxa"/>
-            </w:tcMar>
-            <w:shd w:fill="FFFFFF"/>
-          </w:tcPr>
-          <w:p>
-            <w:pPr>
-              <w:spacing w:after="0"/>
-            </w:pPr>
-            <w:r>
-              <w:rPr>
-                <w:rFonts w:ascii="Aptos" w:hAnsi="Aptos" w:eastAsia="Yu Gothic"/>
-                <w:sz w:val="17"/>
-              </w:rPr>
-              <w:t xml:space="preserve"> </w:t>
-            </w:r>
-          </w:p>
-        </w:tc>
-      </w:tr>
-    </w:tbl>
+    <w:p>
+      <w:pPr>
+        <w:spacing w:after="0" w:before="0"/>
+      </w:pPr>
+      <w:r>
+        <w:t xml:space="preserve">                                                                                                                        </w:t>
+      </w:r>
+    </w:p>
+    <w:p>
+      <w:pPr>
+        <w:spacing w:after="0" w:before="0"/>
+      </w:pPr>
+      <w:r>
+        <w:t xml:space="preserve">                                                                                                                        </w:t>
+      </w:r>
+    </w:p>
+    <w:p>
+      <w:pPr>
+        <w:spacing w:after="0" w:before="0"/>
+      </w:pPr>
+      <w:r>
+        <w:t xml:space="preserve">                                                                                                                        </w:t>
+      </w:r>
+    </w:p>
+    <w:p>
+      <w:pPr>
+        <w:spacing w:after="0" w:before="0"/>
+      </w:pPr>
+      <w:r>
+        <w:t xml:space="preserve">                                                                                                                        </w:t>
+      </w:r>
+    </w:p>
+    <w:p>
+      <w:pPr>
+        <w:spacing w:after="0" w:before="0"/>
+      </w:pPr>
+      <w:r>
+        <w:t xml:space="preserve">                                                                                                                        </w:t>
+      </w:r>
+    </w:p>
     <w:sectPr>
       <w:footerReference w:type="default" r:id="rId9"/>
       <w:pgSz w:w="11906" w:h="16838"/>
-      <w:pgMar w:top="765" w:right="822" w:bottom="765" w:left="822" w:header="720" w:footer="720" w:gutter="0"/>
+      <w:pgMar w:top="765" w:right="850" w:bottom="765" w:left="850" w:header="720" w:footer="720" w:gutter="0"/>
       <w:cols w:space="720"/>
       <w:docGrid w:linePitch="360"/>
     </w:sectPr>
@@ -2129,11 +1521,9 @@
     </w:pPr>
     <w:r>
       <w:rPr>
-        <w:rFonts w:ascii="Aptos" w:hAnsi="Aptos" w:eastAsia="Yu Gothic"/>
-        <w:color w:val="777777"/>
-        <w:sz w:val="15"/>
-      </w:rPr>
-      <w:t>LUMINA-30 FRM Practical Sheet | Non-certification reference form</w:t>
+        <w:sz w:val="14"/>
+      </w:rPr>
+      <w:t>LUMINA-30 Boundary Kernel v1.2.1由来。帳票v1.0.1、2026年5月。この帳票は安全性を認証せず、PCR-Cを代替しません。</w:t>
     </w:r>
   </w:p>
 </w:ftr>
@@ -2502,12 +1892,9 @@
     <w:name w:val="Normal"/>
     <w:qFormat/>
     <w:rsid w:val="00FC693F"/>
-    <w:pPr>
-      <w:spacing w:after="44" w:line="252" w:lineRule="auto"/>
-    </w:pPr>
     <w:rPr>
-      <w:rFonts w:ascii="Aptos" w:hAnsi="Aptos" w:eastAsia="Yu Gothic"/>
-      <w:sz w:val="18"/>
+      <w:rFonts w:ascii="Noto Sans CJK JP" w:hAnsi="Noto Sans CJK JP" w:eastAsia="Noto Sans CJK JP"/>
+      <w:sz w:val="21"/>
     </w:rPr>
   </w:style>
   <w:style w:type="paragraph" w:styleId="Header">
@@ -2569,10 +1956,10 @@
       <w:outlineLvl w:val="0"/>
     </w:pPr>
     <w:rPr>
-      <w:rFonts w:asciiTheme="majorHAnsi" w:eastAsiaTheme="majorEastAsia" w:hAnsiTheme="majorHAnsi" w:cstheme="majorBidi" w:ascii="Aptos Display" w:hAnsi="Aptos Display" w:eastAsia="Yu Gothic"/>
+      <w:rFonts w:asciiTheme="majorHAnsi" w:eastAsiaTheme="majorEastAsia" w:hAnsiTheme="majorHAnsi" w:cstheme="majorBidi" w:ascii="Noto Sans CJK JP" w:hAnsi="Noto Sans CJK JP"/>
       <w:b/>
       <w:bCs/>
-      <w:color w:val="1F4E79"/>
+      <w:color w:val="365F91" w:themeColor="accent1" w:themeShade="BF"/>
       <w:sz w:val="32"/>
       <w:szCs w:val="28"/>
     </w:rPr>
@@ -2593,10 +1980,10 @@
       <w:outlineLvl w:val="1"/>
     </w:pPr>
     <w:rPr>
-      <w:rFonts w:asciiTheme="majorHAnsi" w:eastAsiaTheme="majorEastAsia" w:hAnsiTheme="majorHAnsi" w:cstheme="majorBidi" w:ascii="Aptos" w:hAnsi="Aptos" w:eastAsia="Yu Gothic"/>
+      <w:rFonts w:asciiTheme="majorHAnsi" w:eastAsiaTheme="majorEastAsia" w:hAnsiTheme="majorHAnsi" w:cstheme="majorBidi" w:ascii="Noto Sans CJK JP" w:hAnsi="Noto Sans CJK JP"/>
       <w:b/>
       <w:bCs/>
-      <w:color w:val="1F4E79"/>
+      <w:color w:val="4F81BD" w:themeColor="accent1"/>
       <w:sz w:val="24"/>
       <w:szCs w:val="26"/>
     </w:rPr>
@@ -2617,10 +2004,10 @@
       <w:outlineLvl w:val="2"/>
     </w:pPr>
     <w:rPr>
-      <w:rFonts w:asciiTheme="majorHAnsi" w:eastAsiaTheme="majorEastAsia" w:hAnsiTheme="majorHAnsi" w:cstheme="majorBidi" w:ascii="Aptos" w:hAnsi="Aptos" w:eastAsia="Yu Gothic"/>
+      <w:rFonts w:asciiTheme="majorHAnsi" w:eastAsiaTheme="majorEastAsia" w:hAnsiTheme="majorHAnsi" w:cstheme="majorBidi"/>
       <w:b/>
       <w:bCs/>
-      <w:color w:val="1F4E79"/>
+      <w:color w:val="4F81BD" w:themeColor="accent1"/>
     </w:rPr>
   </w:style>
   <w:style w:type="paragraph" w:styleId="Heading4">
